--- a/대본/4부/15화_Trust.docx
+++ b/대본/4부/15화_Trust.docx
@@ -2,7 +2,7 @@
 <file path=word/document.xml><?xml version="1.0" encoding="utf-8"?>
 <w:document xmlns:w="http://schemas.openxmlformats.org/wordprocessingml/2006/main" xmlns:m="http://schemas.openxmlformats.org/officeDocument/2006/math" xmlns:r="http://schemas.openxmlformats.org/officeDocument/2006/relationships" xmlns:o="urn:schemas-microsoft-com:office:office" xmlns:v="urn:schemas-microsoft-com:vml" xmlns:w10="urn:schemas-microsoft-com:office:word" xmlns:a="http://schemas.openxmlformats.org/drawingml/2006/main" xmlns:pic="http://schemas.openxmlformats.org/drawingml/2006/picture" xmlns:wp="http://schemas.openxmlformats.org/drawingml/2006/wordprocessingDrawing">
   <w:body>
-    <w:bookmarkStart w:id="31" w:name="ship-it-4부-15화"/>
+    <w:bookmarkStart w:id="32" w:name="ship-it-4부-15화"/>
     <w:p>
       <w:pPr>
         <w:pStyle w:val="Heading1"/>
@@ -65,7 +65,7 @@
         <w:t xml:space="preserve"> </w:t>
       </w:r>
       <w:r>
-        <w:t xml:space="preserve">- 규칙: 지문 없음. 전 화 100% 「화자명: 대사」. 1턴 15단어 이내.</w:t>
+        <w:t xml:space="preserve">- 규칙: 지문 없음. 전 화 100% 「화자명: 대사」. 1턴 15단어 이내 + 긴 턴 10~15회(25~35단어).</w:t>
       </w:r>
       <w:r>
         <w:t xml:space="preserve"> </w:t>
@@ -373,13 +373,13 @@
         </w:numPr>
       </w:pPr>
       <w:r>
-        <w:t xml:space="preserve">NOAH: Yes. Together. With the board. No surprises. Even from Halvern.</w:t>
-      </w:r>
-      <w:r>
-        <w:t xml:space="preserve"> </w:t>
-      </w:r>
-      <w:r>
-        <w:t xml:space="preserve">노아: 응. 다 같이. 이사회랑. 놀랄 일은 없게. 할번한테서라도.</w:t>
+        <w:t xml:space="preserve">NOAH: Yes, together, with the board. If we watch it alone and report later, it looks like we’re hiding something from them. No surprises, not even from Halvern.</w:t>
+      </w:r>
+      <w:r>
+        <w:t xml:space="preserve"> </w:t>
+      </w:r>
+      <w:r>
+        <w:t xml:space="preserve">노아: 응. 다 같이, 이사회랑. 우리끼리 보고 나중에 보고하면, 이사회한테 뭔가 숨기는 것처럼 보여. 놀랄 일은 없게. 할번한테서라도.</w:t>
       </w:r>
     </w:p>
     <w:p>
@@ -543,13 +543,13 @@
         </w:numPr>
       </w:pPr>
       <w:r>
-        <w:t xml:space="preserve">NOAH: Numbers first. Then the story. That’s what I learned this year.</w:t>
-      </w:r>
-      <w:r>
-        <w:t xml:space="preserve"> </w:t>
-      </w:r>
-      <w:r>
-        <w:t xml:space="preserve">노아: 숫자 먼저요. 그다음 이야기. 올해 그걸 배웠어요.</w:t>
+        <w:t xml:space="preserve">NOAH: Numbers first, then the story. That’s what I learned this year. A good story without numbers sounds like an excuse, and a board deserves the facts before the feelings.</w:t>
+      </w:r>
+      <w:r>
+        <w:t xml:space="preserve"> </w:t>
+      </w:r>
+      <w:r>
+        <w:t xml:space="preserve">노아: 숫자 먼저요. 그다음 이야기. 올해 그걸 배웠어요. 숫자 없는 좋은 이야기는 변명처럼 들리고, 이사회는 감정보다 사실을 먼저 들을 자격이 있어요.</w:t>
       </w:r>
     </w:p>
     <w:bookmarkEnd w:id="21"/>
@@ -604,13 +604,13 @@
         </w:numPr>
       </w:pPr>
       <w:r>
-        <w:t xml:space="preserve">NOAH: Correct. We’re twelve percent below plan. The recall cost us about six weeks.</w:t>
-      </w:r>
-      <w:r>
-        <w:t xml:space="preserve"> </w:t>
-      </w:r>
-      <w:r>
-        <w:t xml:space="preserve">노아: 맞아요. 계획보다 12% 아래예요. 회수로 약 6주를 잃었어요.</w:t>
+        <w:t xml:space="preserve">NOAH: Correct. We’re twelve percent below plan, and I won’t hide that. The recall cost us about six weeks of sales, but without the recall, I think we’d have lost much more.</w:t>
+      </w:r>
+      <w:r>
+        <w:t xml:space="preserve"> </w:t>
+      </w:r>
+      <w:r>
+        <w:t xml:space="preserve">노아: 맞아요. 계획보다 12% 아래이고, 그걸 숨기지 않겠습니다. 회수로 약 6주치 매출을 잃었지만, 회수하지 않았다면 훨씬 더 많이 잃었을 거라고 생각해요.</w:t>
       </w:r>
     </w:p>
     <w:p>
@@ -689,13 +689,13 @@
         </w:numPr>
       </w:pPr>
       <w:r>
-        <w:t xml:space="preserve">ZOE: Doctors who stayed trust us more now. They saw how we handled it.</w:t>
-      </w:r>
-      <w:r>
-        <w:t xml:space="preserve"> </w:t>
-      </w:r>
-      <w:r>
-        <w:t xml:space="preserve">조이: 남은 의사들이 지금 우릴 더 믿어요. 우리가 어떻게 처리했는지 봤으니까요.</w:t>
+        <w:t xml:space="preserve">ZOE: Because the doctors who stayed trust us more now. They saw how we handled it: the calls, the letter, the hotline. Most of them had never seen a company act that fast.</w:t>
+      </w:r>
+      <w:r>
+        <w:t xml:space="preserve"> </w:t>
+      </w:r>
+      <w:r>
+        <w:t xml:space="preserve">조이: 남은 의사들이 지금 우릴 더 믿기 때문이에요. 우리가 어떻게 처리했는지 봤으니까요. 전화, 서한, 핫라인까지요. 대부분은 그렇게 빨리 움직이는 회사를 본 적이 없었어요.</w:t>
       </w:r>
     </w:p>
     <w:p>
@@ -1148,13 +1148,13 @@
         </w:numPr>
       </w:pPr>
       <w:r>
-        <w:t xml:space="preserve">ELAINE: Then you’re the reason we’re still here. Don’t be nervous.</w:t>
-      </w:r>
-      <w:r>
-        <w:t xml:space="preserve"> </w:t>
-      </w:r>
-      <w:r>
-        <w:t xml:space="preserve">일레인: 그럼 당신 덕분에 우리가 아직 여기 있는 거예요. 긴장하지 마요.</w:t>
+        <w:t xml:space="preserve">ELAINE: Then you’re the reason we’re still here, Leo. You saw a problem inside the spec, and you didn’t stay quiet. So please, don’t be nervous. Just tell us what you learned.</w:t>
+      </w:r>
+      <w:r>
+        <w:t xml:space="preserve"> </w:t>
+      </w:r>
+      <w:r>
+        <w:t xml:space="preserve">일레인: 그럼 당신 덕분에 우리가 아직 여기 있는 거예요, 레오. 규격 안에 숨은 문제를 봤고, 침묵하지 않았죠. 그러니 긴장하지 마요. 배운 걸 그냥 말해 줘요.</w:t>
       </w:r>
     </w:p>
     <w:bookmarkEnd w:id="22"/>
@@ -1192,7 +1192,7 @@
         </w:numPr>
       </w:pPr>
       <w:r>
-        <w:t xml:space="preserve">PRIYA: Everything was</w:t>
+        <w:t xml:space="preserve">PRIYA: Show me the data, I always say. Well, the data was there. Everything was</w:t>
       </w:r>
       <w:r>
         <w:t xml:space="preserve"> </w:t>
@@ -1201,7 +1201,7 @@
         <w:t xml:space="preserve">“</w:t>
       </w:r>
       <w:r>
-        <w:t xml:space="preserve">in spec.</w:t>
+        <w:t xml:space="preserve">in spec,</w:t>
       </w:r>
       <w:r>
         <w:t xml:space="preserve">”</w:t>
@@ -1210,13 +1210,13 @@
         <w:t xml:space="preserve"> </w:t>
       </w:r>
       <w:r>
-        <w:t xml:space="preserve">But Leo’s chart was whispering. We listened too late.</w:t>
-      </w:r>
-      <w:r>
-        <w:t xml:space="preserve"> </w:t>
-      </w:r>
-      <w:r>
-        <w:t xml:space="preserve">프리야: 모든 게</w:t>
+        <w:t xml:space="preserve">but Leo’s chart was whispering for months. We just listened too late.</w:t>
+      </w:r>
+      <w:r>
+        <w:t xml:space="preserve"> </w:t>
+      </w:r>
+      <w:r>
+        <w:t xml:space="preserve">프리야: 전 늘 데이터를 보여 달라고 하죠. 그런데 데이터는 거기 있었어요. 모든 게</w:t>
       </w:r>
       <w:r>
         <w:t xml:space="preserve"> </w:t>
@@ -1231,7 +1231,7 @@
         <w:t xml:space="preserve">”</w:t>
       </w:r>
       <w:r>
-        <w:t xml:space="preserve">이었어요. 하지만 레오의 차트가 속삭이고 있었죠. 너무 늦게 들었어요.</w:t>
+        <w:t xml:space="preserve">이었지만, 레오의 차트는 몇 달 동안 속삭이고 있었어요. 우리가 너무 늦게 들었을 뿐이에요.</w:t>
       </w:r>
     </w:p>
     <w:p>
@@ -1310,13 +1310,13 @@
         </w:numPr>
       </w:pPr>
       <w:r>
-        <w:t xml:space="preserve">MARCUS: I did. Four was enough. Barely. Now I’m asking for five.</w:t>
-      </w:r>
-      <w:r>
-        <w:t xml:space="preserve"> </w:t>
-      </w:r>
-      <w:r>
-        <w:t xml:space="preserve">마커스: 그랬죠. 4개월로 충분했어요. 간신히. 이제 5개월을 요청해요.</w:t>
+        <w:t xml:space="preserve">MARCUS: I did. Four months was enough, but barely, and I don’t like barely. If Korea had been one month late, we’d have been in trouble. So now I’m asking for five.</w:t>
+      </w:r>
+      <w:r>
+        <w:t xml:space="preserve"> </w:t>
+      </w:r>
+      <w:r>
+        <w:t xml:space="preserve">마커스: 그랬죠. 4개월로 충분했지만 간신히였고, 전 ’간신히’가 싫어요. 한국이 한 달만 늦었어도 곤란했을 거예요. 그래서 이제 5개월을 요청하는 겁니다.</w:t>
       </w:r>
     </w:p>
     <w:p>
@@ -1446,13 +1446,13 @@
         </w:numPr>
       </w:pPr>
       <w:r>
-        <w:t xml:space="preserve">ZOE: Lesson five. Transparency sells. I didn’t believe it. Now I have data.</w:t>
-      </w:r>
-      <w:r>
-        <w:t xml:space="preserve"> </w:t>
-      </w:r>
-      <w:r>
-        <w:t xml:space="preserve">조이: 교훈 다섯. 투명성이 팔려요. 안 믿었어요. 이제 데이터가 있어요.</w:t>
+        <w:t xml:space="preserve">ZOE: Lesson five. Transparency sells. To be honest, I didn’t believe it at first. I thought it was just a nice slogan. Now I have data, and the data says it’s true.</w:t>
+      </w:r>
+      <w:r>
+        <w:t xml:space="preserve"> </w:t>
+      </w:r>
+      <w:r>
+        <w:t xml:space="preserve">조이: 교훈 다섯. 투명성이 팔려요. 솔직히 처음엔 안 믿었어요. 그냥 듣기 좋은 슬로건이라고 생각했죠. 이제 데이터가 있는데, 데이터가 그게 사실이라고 말해요.</w:t>
       </w:r>
     </w:p>
     <w:p>
@@ -1615,13 +1615,13 @@
         </w:numPr>
       </w:pPr>
       <w:r>
-        <w:t xml:space="preserve">NOAH: Listen to whispers. Leo’s chart. Pierce’s post. Kyle’s lines. They were all early warnings.</w:t>
-      </w:r>
-      <w:r>
-        <w:t xml:space="preserve"> </w:t>
-      </w:r>
-      <w:r>
-        <w:t xml:space="preserve">노아: 속삭임에 귀 기울이기. 레오의 차트. 피어스의 글. 카일의 대사. 다 조기 경보였어요.</w:t>
+        <w:t xml:space="preserve">NOAH: Listen to whispers, earlier. Leo’s chart, Pierce’s post, Kyle’s lines. They were all early warnings, and we didn’t always hear them in time. Next time, I want to hear them first.</w:t>
+      </w:r>
+      <w:r>
+        <w:t xml:space="preserve"> </w:t>
+      </w:r>
+      <w:r>
+        <w:t xml:space="preserve">노아: 속삭임에 더 일찍 귀 기울이기. 레오의 차트, 피어스의 글, 카일의 대사. 다 조기 경보였는데, 우린 늘 제때 듣지는 못했어요. 다음엔 제가 먼저 듣고 싶어요.</w:t>
       </w:r>
     </w:p>
     <w:p>
@@ -2088,7 +2088,7 @@
         </w:numPr>
       </w:pPr>
       <w:r>
-        <w:t xml:space="preserve">ELENA: Last year,</w:t>
+        <w:t xml:space="preserve">ELENA: Think about it. Last year,</w:t>
       </w:r>
       <w:r>
         <w:t xml:space="preserve"> </w:t>
@@ -2106,13 +2106,13 @@
         <w:t xml:space="preserve"> </w:t>
       </w:r>
       <w:r>
-        <w:t xml:space="preserve">was our idea. Today, it’s an industry standard.</w:t>
-      </w:r>
-      <w:r>
-        <w:t xml:space="preserve"> </w:t>
-      </w:r>
-      <w:r>
-        <w:t xml:space="preserve">엘레나: 작년엔</w:t>
+        <w:t xml:space="preserve">was our idea, and nobody else was talking about it. Today, it’s an industry standard. Halvern copying us means we were right.</w:t>
+      </w:r>
+      <w:r>
+        <w:t xml:space="preserve"> </w:t>
+      </w:r>
+      <w:r>
+        <w:t xml:space="preserve">엘레나: 생각해 봐요. 작년엔</w:t>
       </w:r>
       <w:r>
         <w:t xml:space="preserve"> </w:t>
@@ -2127,7 +2127,7 @@
         <w:t xml:space="preserve">”</w:t>
       </w:r>
       <w:r>
-        <w:t xml:space="preserve">이 우리 아이디어였어요. 오늘은 업계 표준이에요.</w:t>
+        <w:t xml:space="preserve">이 우리 아이디어였고, 아무도 그 얘기를 안 했어요. 오늘은 업계 표준이에요. 할번이 우릴 따라 한다는 건 우리가 옳았다는 뜻이에요.</w:t>
       </w:r>
     </w:p>
     <w:p>
@@ -2172,13 +2172,13 @@
         </w:numPr>
       </w:pPr>
       <w:r>
-        <w:t xml:space="preserve">RICHARD: That’s a story. Stories don’t beat ninety-six dollars forever.</w:t>
-      </w:r>
-      <w:r>
-        <w:t xml:space="preserve"> </w:t>
-      </w:r>
-      <w:r>
-        <w:t xml:space="preserve">리처드: 그건 이야기예요. 이야기가 96달러를 영원히 이기진 못해요.</w:t>
+        <w:t xml:space="preserve">RICHARD: That’s a good story, I admit. But stories don’t beat ninety-six dollars forever. Clinics have budgets, and sooner or later, someone in purchasing will just compare the two prices.</w:t>
+      </w:r>
+      <w:r>
+        <w:t xml:space="preserve"> </w:t>
+      </w:r>
+      <w:r>
+        <w:t xml:space="preserve">리처드: 좋은 이야기인 건 인정해요. 하지만 이야기가 96달러를 영원히 이기진 못해요. 병원에도 예산이 있고, 조만간 구매 담당 누군가가 그냥 두 가격을 비교할 거예요.</w:t>
       </w:r>
     </w:p>
     <w:p>
@@ -2240,13 +2240,13 @@
         </w:numPr>
       </w:pPr>
       <w:r>
-        <w:t xml:space="preserve">RICHARD: Halvern just raised the stakes. We match them. Or we shrink.</w:t>
-      </w:r>
-      <w:r>
-        <w:t xml:space="preserve"> </w:t>
-      </w:r>
-      <w:r>
-        <w:t xml:space="preserve">리처드: 할번이 판돈을 올렸어요. 우리가 맞추든가. 쪼그라들든가.</w:t>
+        <w:t xml:space="preserve">RICHARD: Halvern just raised the stakes. They have the money, the reps, and now a cheaper product. Either we match them, or we shrink. There’s no comfortable middle.</w:t>
+      </w:r>
+      <w:r>
+        <w:t xml:space="preserve"> </w:t>
+      </w:r>
+      <w:r>
+        <w:t xml:space="preserve">리처드: 할번이 판돈을 올렸어요. 돈도 있고, 영업 사원도 있고, 이제 더 싼 제품까지 있죠. 우리가 맞추든가, 쪼그라들든가. 편안한 중간은 없어요.</w:t>
       </w:r>
     </w:p>
     <w:p>
@@ -2352,13 +2352,13 @@
         </w:numPr>
       </w:pPr>
       <w:r>
-        <w:t xml:space="preserve">ELENA: And now we have a product. A recall. A competitor. And a board.</w:t>
-      </w:r>
-      <w:r>
-        <w:t xml:space="preserve"> </w:t>
-      </w:r>
-      <w:r>
-        <w:t xml:space="preserve">엘레나: 그리고 이제 우린 제품이 있어요. 회수도. 경쟁자도. 이사회도.</w:t>
+        <w:t xml:space="preserve">ELENA: And now look at us. We have a product, a recall behind us, a competitor copying us, and a board. Four years ago, we just had this booth and an idea.</w:t>
+      </w:r>
+      <w:r>
+        <w:t xml:space="preserve"> </w:t>
+      </w:r>
+      <w:r>
+        <w:t xml:space="preserve">엘레나: 그리고 지금 우릴 봐요. 제품이 있고, 회수도 지나왔고, 우릴 따라 하는 경쟁자도 있고, 이사회도 있어요. 4년 전엔 이 자리와 아이디어 하나뿐이었는데.</w:t>
       </w:r>
     </w:p>
     <w:p>
@@ -2495,13 +2495,13 @@
         </w:numPr>
       </w:pPr>
       <w:r>
-        <w:t xml:space="preserve">NOAH: Tomorrow, we grow. More reps. More channels. A sales leader who’s better than me.</w:t>
-      </w:r>
-      <w:r>
-        <w:t xml:space="preserve"> </w:t>
-      </w:r>
-      <w:r>
-        <w:t xml:space="preserve">노아: 내일은 성장해요. 영업 사원 더. 채널 더. 나보다 나은 영업 리더.</w:t>
+        <w:t xml:space="preserve">NOAH: Tomorrow, we grow. More reps, more channels. Here’s the thing. I’m not the best seller in this company, so we need a sales leader who’s better than me.</w:t>
+      </w:r>
+      <w:r>
+        <w:t xml:space="preserve"> </w:t>
+      </w:r>
+      <w:r>
+        <w:t xml:space="preserve">노아: 내일은 성장해요. 영업 사원 더, 채널 더. 중요한 건 이거야. 난 이 회사 최고의 영업맨이 아니야. 그러니까 나보다 나은 영업 리더가 필요해.</w:t>
       </w:r>
     </w:p>
     <w:p>
@@ -2581,7 +2581,7 @@
     </w:p>
     <w:bookmarkEnd w:id="25"/>
     <w:bookmarkEnd w:id="26"/>
-    <w:bookmarkStart w:id="30" w:name="학습-부록"/>
+    <w:bookmarkStart w:id="31" w:name="학습-부록"/>
     <w:p>
       <w:pPr>
         <w:pStyle w:val="Heading2"/>
@@ -3917,8 +3917,316 @@
       </w:r>
     </w:p>
     <w:bookmarkEnd w:id="29"/>
+    <w:bookmarkStart w:id="30" w:name="긴-발화-분석"/>
+    <w:p>
+      <w:pPr>
+        <w:pStyle w:val="Heading3"/>
+      </w:pPr>
+      <w:r>
+        <w:t xml:space="preserve">④ 긴 발화 분석</w:t>
+      </w:r>
+    </w:p>
+    <w:p>
+      <w:pPr>
+        <w:pStyle w:val="BlockText"/>
+      </w:pPr>
+      <w:r>
+        <w:rPr>
+          <w:bCs/>
+          <w:b/>
+        </w:rPr>
+        <w:t xml:space="preserve">18턴 NOAH:</w:t>
+      </w:r>
+      <w:r>
+        <w:t xml:space="preserve"> </w:t>
+      </w:r>
+      <w:r>
+        <w:t xml:space="preserve">“</w:t>
+      </w:r>
+      <w:r>
+        <w:t xml:space="preserve">Correct. We’re twelve percent below plan, and I won’t hide that. The recall cost us about six weeks of sales, but without the recall, I think we’d have lost much more.</w:t>
+      </w:r>
+      <w:r>
+        <w:t xml:space="preserve">”</w:t>
+      </w:r>
+    </w:p>
+    <w:tbl>
+      <w:tblPr>
+        <w:tblStyle w:val="Table"/>
+        <w:tblW w:type="pct" w:w="5000"/>
+        <w:tblLook w:firstRow="1" w:lastRow="0" w:firstColumn="0" w:lastColumn="0" w:noHBand="0" w:noVBand="0" w:val="0020"/>
+        <w:jc w:val="start"/>
+      </w:tblPr>
+      <w:tblGrid>
+        <w:gridCol w:w="2640"/>
+        <w:gridCol w:w="2640"/>
+        <w:gridCol w:w="2640"/>
+      </w:tblGrid>
+      <w:tr>
+        <w:trPr>
+          <w:tblHeader w:val="true"/>
+        </w:trPr>
+        <w:tc>
+          <w:tcPr/>
+          <w:p>
+            <w:pPr>
+              <w:pStyle w:val="Compact"/>
+              <w:jc w:val="left"/>
+            </w:pPr>
+            <w:r>
+              <w:t xml:space="preserve">구조</w:t>
+            </w:r>
+          </w:p>
+        </w:tc>
+        <w:tc>
+          <w:tcPr/>
+          <w:p>
+            <w:pPr>
+              <w:pStyle w:val="Compact"/>
+              <w:jc w:val="left"/>
+            </w:pPr>
+            <w:r>
+              <w:t xml:space="preserve">영어</w:t>
+            </w:r>
+          </w:p>
+        </w:tc>
+        <w:tc>
+          <w:tcPr/>
+          <w:p>
+            <w:pPr>
+              <w:pStyle w:val="Compact"/>
+              <w:jc w:val="left"/>
+            </w:pPr>
+            <w:r>
+              <w:t xml:space="preserve">기능</w:t>
+            </w:r>
+          </w:p>
+        </w:tc>
+      </w:tr>
+      <w:tr>
+        <w:tc>
+          <w:tcPr/>
+          <w:p>
+            <w:pPr>
+              <w:pStyle w:val="Compact"/>
+              <w:jc w:val="left"/>
+            </w:pPr>
+            <w:r>
+              <w:t xml:space="preserve">① 인정(숫자)</w:t>
+            </w:r>
+          </w:p>
+        </w:tc>
+        <w:tc>
+          <w:tcPr/>
+          <w:p>
+            <w:pPr>
+              <w:pStyle w:val="Compact"/>
+              <w:jc w:val="left"/>
+            </w:pPr>
+            <w:r>
+              <w:t xml:space="preserve">Correct. We’re twelve percent below plan,</w:t>
+            </w:r>
+          </w:p>
+        </w:tc>
+        <w:tc>
+          <w:tcPr/>
+          <w:p>
+            <w:pPr>
+              <w:pStyle w:val="Compact"/>
+              <w:jc w:val="left"/>
+            </w:pPr>
+            <w:r>
+              <w:t xml:space="preserve">불리한 숫자를 먼저, 정확하게 인정</w:t>
+            </w:r>
+          </w:p>
+        </w:tc>
+      </w:tr>
+      <w:tr>
+        <w:tc>
+          <w:tcPr/>
+          <w:p>
+            <w:pPr>
+              <w:pStyle w:val="Compact"/>
+              <w:jc w:val="left"/>
+            </w:pPr>
+            <w:r>
+              <w:t xml:space="preserve">② 태도 표명</w:t>
+            </w:r>
+          </w:p>
+        </w:tc>
+        <w:tc>
+          <w:tcPr/>
+          <w:p>
+            <w:pPr>
+              <w:pStyle w:val="Compact"/>
+              <w:jc w:val="left"/>
+            </w:pPr>
+            <w:r>
+              <w:t xml:space="preserve">and I won’t hide that.</w:t>
+            </w:r>
+          </w:p>
+        </w:tc>
+        <w:tc>
+          <w:tcPr/>
+          <w:p>
+            <w:pPr>
+              <w:pStyle w:val="Compact"/>
+              <w:jc w:val="left"/>
+            </w:pPr>
+            <w:r>
+              <w:t xml:space="preserve">투명하게 보고하겠다는 신뢰 신호</w:t>
+            </w:r>
+          </w:p>
+        </w:tc>
+      </w:tr>
+      <w:tr>
+        <w:tc>
+          <w:tcPr/>
+          <w:p>
+            <w:pPr>
+              <w:pStyle w:val="Compact"/>
+              <w:jc w:val="left"/>
+            </w:pPr>
+            <w:r>
+              <w:t xml:space="preserve">③ 원인 설명</w:t>
+            </w:r>
+          </w:p>
+        </w:tc>
+        <w:tc>
+          <w:tcPr/>
+          <w:p>
+            <w:pPr>
+              <w:pStyle w:val="Compact"/>
+              <w:jc w:val="left"/>
+            </w:pPr>
+            <w:r>
+              <w:t xml:space="preserve">The recall cost us about six weeks of sales,</w:t>
+            </w:r>
+          </w:p>
+        </w:tc>
+        <w:tc>
+          <w:tcPr/>
+          <w:p>
+            <w:pPr>
+              <w:pStyle w:val="Compact"/>
+              <w:jc w:val="left"/>
+            </w:pPr>
+            <w:r>
+              <w:t xml:space="preserve">차이의 원인을 구체적인 기간으로 설명</w:t>
+            </w:r>
+          </w:p>
+        </w:tc>
+      </w:tr>
+      <w:tr>
+        <w:tc>
+          <w:tcPr/>
+          <w:p>
+            <w:pPr>
+              <w:pStyle w:val="Compact"/>
+              <w:jc w:val="left"/>
+            </w:pPr>
+            <w:r>
+              <w:t xml:space="preserve">④ 관점 전환(가정)</w:t>
+            </w:r>
+          </w:p>
+        </w:tc>
+        <w:tc>
+          <w:tcPr/>
+          <w:p>
+            <w:pPr>
+              <w:pStyle w:val="Compact"/>
+              <w:jc w:val="left"/>
+            </w:pPr>
+            <w:r>
+              <w:t xml:space="preserve">but without the recall, I think we’d have lost much more.</w:t>
+            </w:r>
+          </w:p>
+        </w:tc>
+        <w:tc>
+          <w:tcPr/>
+          <w:p>
+            <w:pPr>
+              <w:pStyle w:val="Compact"/>
+              <w:jc w:val="left"/>
+            </w:pPr>
+            <w:r>
+              <w:t xml:space="preserve">but + 가정법으로 손실을 올바른 결정의 대가로 재해석</w:t>
+            </w:r>
+          </w:p>
+        </w:tc>
+      </w:tr>
+    </w:tbl>
+    <w:p>
+      <w:pPr>
+        <w:pStyle w:val="BodyText"/>
+      </w:pPr>
+      <w:r>
+        <w:rPr>
+          <w:bCs/>
+          <w:b/>
+        </w:rPr>
+        <w:t xml:space="preserve">활용 패턴:</w:t>
+      </w:r>
+      <w:r>
+        <w:t xml:space="preserve"> </w:t>
+      </w:r>
+      <w:r>
+        <w:t xml:space="preserve">숫자 인정 →</w:t>
+      </w:r>
+      <w:r>
+        <w:t xml:space="preserve"> </w:t>
+      </w:r>
+      <w:r>
+        <w:t xml:space="preserve">“</w:t>
+      </w:r>
+      <w:r>
+        <w:t xml:space="preserve">I won’t hide that</w:t>
+      </w:r>
+      <w:r>
+        <w:t xml:space="preserve">”</w:t>
+      </w:r>
+      <w:r>
+        <w:t xml:space="preserve"> </w:t>
+      </w:r>
+      <w:r>
+        <w:t xml:space="preserve">→ 원인 → but + 가정(안 했다면 더 나빴다)</w:t>
+      </w:r>
+      <w:r>
+        <w:t xml:space="preserve"> </w:t>
+      </w:r>
+      <w:r>
+        <w:rPr>
+          <w:bCs/>
+          <w:b/>
+        </w:rPr>
+        <w:t xml:space="preserve">연결 표현:</w:t>
+      </w:r>
+      <w:r>
+        <w:t xml:space="preserve"> </w:t>
+      </w:r>
+      <w:r>
+        <w:t xml:space="preserve">below plan(계획 미달) · cost us(~을 잃게 했다) · without X, we’d have…(X가 없었다면 ~했을 것이다)</w:t>
+      </w:r>
+      <w:r>
+        <w:t xml:space="preserve"> </w:t>
+      </w:r>
+      <w:r>
+        <w:rPr>
+          <w:bCs/>
+          <w:b/>
+        </w:rPr>
+        <w:t xml:space="preserve">연습:</w:t>
+      </w:r>
+      <w:r>
+        <w:t xml:space="preserve"> </w:t>
+      </w:r>
+      <w:r>
+        <w:t xml:space="preserve">목표에 못 미친 분기 실적을 상사에게 보고하며, 같은 구조로 30단어 안팎으로 말해 보기.</w:t>
+      </w:r>
+    </w:p>
     <w:bookmarkEnd w:id="30"/>
     <w:bookmarkEnd w:id="31"/>
+    <w:bookmarkEnd w:id="32"/>
     <w:sectPr/>
   </w:body>
 </w:document>

--- a/대본/4부/15화_Trust.docx
+++ b/대본/4부/15화_Trust.docx
@@ -2,7 +2,7 @@
 <file path=word/document.xml><?xml version="1.0" encoding="utf-8"?>
 <w:document xmlns:w="http://schemas.openxmlformats.org/wordprocessingml/2006/main" xmlns:m="http://schemas.openxmlformats.org/officeDocument/2006/math" xmlns:r="http://schemas.openxmlformats.org/officeDocument/2006/relationships" xmlns:o="urn:schemas-microsoft-com:office:office" xmlns:v="urn:schemas-microsoft-com:vml" xmlns:w10="urn:schemas-microsoft-com:office:word" xmlns:a="http://schemas.openxmlformats.org/drawingml/2006/main" xmlns:pic="http://schemas.openxmlformats.org/drawingml/2006/picture" xmlns:wp="http://schemas.openxmlformats.org/drawingml/2006/wordprocessingDrawing">
   <w:body>
-    <w:bookmarkStart w:id="32" w:name="ship-it-4부-15화"/>
+    <w:bookmarkStart w:id="38" w:name="ship-it-4부-15화"/>
     <w:p>
       <w:pPr>
         <w:pStyle w:val="Heading1"/>
@@ -299,257 +299,122 @@
     </w:p>
     <w:p>
       <w:pPr>
-        <w:numPr>
-          <w:ilvl w:val="0"/>
-          <w:numId w:val="1001"/>
-        </w:numPr>
+        <w:pStyle w:val="FirstParagraph"/>
       </w:pPr>
       <w:r>
         <w:t xml:space="preserve">ZOE: Halvern’s press event starts at ten. They’re livestreaming it.</w:t>
       </w:r>
-      <w:r>
-        <w:t xml:space="preserve"> </w:t>
-      </w:r>
-      <w:r>
-        <w:t xml:space="preserve">조이: 할번 기자회견이 10시에 시작해요. 생중계로.</w:t>
-      </w:r>
-    </w:p>
-    <w:p>
-      <w:pPr>
-        <w:numPr>
-          <w:ilvl w:val="0"/>
-          <w:numId w:val="1001"/>
-        </w:numPr>
+    </w:p>
+    <w:p>
+      <w:pPr>
+        <w:pStyle w:val="BodyText"/>
       </w:pPr>
       <w:r>
         <w:t xml:space="preserve">NOAH: During our board meeting. Of course.</w:t>
       </w:r>
-      <w:r>
-        <w:t xml:space="preserve"> </w:t>
-      </w:r>
-      <w:r>
-        <w:t xml:space="preserve">노아: 우리 이사회 도중에. 당연하죠.</w:t>
-      </w:r>
-    </w:p>
-    <w:p>
-      <w:pPr>
-        <w:numPr>
-          <w:ilvl w:val="0"/>
-          <w:numId w:val="1001"/>
-        </w:numPr>
+    </w:p>
+    <w:p>
+      <w:pPr>
+        <w:pStyle w:val="BodyText"/>
       </w:pPr>
       <w:r>
         <w:t xml:space="preserve">MARCUS: Tom picked the date. I’d bet my truck on it.</w:t>
       </w:r>
-      <w:r>
-        <w:t xml:space="preserve"> </w:t>
-      </w:r>
-      <w:r>
-        <w:t xml:space="preserve">마커스: 톰이 날짜를 고른 거야. 내 트럭을 걸 수 있어.</w:t>
-      </w:r>
-    </w:p>
-    <w:p>
-      <w:pPr>
-        <w:numPr>
-          <w:ilvl w:val="0"/>
-          <w:numId w:val="1001"/>
-        </w:numPr>
+    </w:p>
+    <w:p>
+      <w:pPr>
+        <w:pStyle w:val="BodyText"/>
       </w:pPr>
       <w:r>
         <w:t xml:space="preserve">PRIYA: Should we watch it? Live?</w:t>
       </w:r>
-      <w:r>
-        <w:t xml:space="preserve"> </w:t>
-      </w:r>
-      <w:r>
-        <w:t xml:space="preserve">프리야: 우리 봐야 해? 생으로?</w:t>
-      </w:r>
-    </w:p>
-    <w:p>
-      <w:pPr>
-        <w:numPr>
-          <w:ilvl w:val="0"/>
-          <w:numId w:val="1001"/>
-        </w:numPr>
+    </w:p>
+    <w:p>
+      <w:pPr>
+        <w:pStyle w:val="BodyText"/>
       </w:pPr>
       <w:r>
         <w:t xml:space="preserve">NOAH: Yes, together, with the board. If we watch it alone and report later, it looks like we’re hiding something from them. No surprises, not even from Halvern.</w:t>
       </w:r>
-      <w:r>
-        <w:t xml:space="preserve"> </w:t>
-      </w:r>
-      <w:r>
-        <w:t xml:space="preserve">노아: 응. 다 같이, 이사회랑. 우리끼리 보고 나중에 보고하면, 이사회한테 뭔가 숨기는 것처럼 보여. 놀랄 일은 없게. 할번한테서라도.</w:t>
-      </w:r>
-    </w:p>
-    <w:p>
-      <w:pPr>
-        <w:numPr>
-          <w:ilvl w:val="0"/>
-          <w:numId w:val="1001"/>
-        </w:numPr>
+    </w:p>
+    <w:p>
+      <w:pPr>
+        <w:pStyle w:val="BodyText"/>
       </w:pPr>
       <w:r>
         <w:t xml:space="preserve">ELENA: What do you think they’ll announce?</w:t>
       </w:r>
-      <w:r>
-        <w:t xml:space="preserve"> </w:t>
-      </w:r>
-      <w:r>
-        <w:t xml:space="preserve">엘레나: 뭘 발표할 것 같아요?</w:t>
-      </w:r>
-    </w:p>
-    <w:p>
-      <w:pPr>
-        <w:numPr>
-          <w:ilvl w:val="0"/>
-          <w:numId w:val="1001"/>
-        </w:numPr>
+    </w:p>
+    <w:p>
+      <w:pPr>
+        <w:pStyle w:val="BodyText"/>
       </w:pPr>
       <w:r>
         <w:t xml:space="preserve">PRIYA: Lumaderm Flex. Approval came two weeks ago. Their own dissolution data.</w:t>
       </w:r>
-      <w:r>
-        <w:t xml:space="preserve"> </w:t>
-      </w:r>
-      <w:r>
-        <w:t xml:space="preserve">프리야: 루마덤 플렉스. 2주 전에 승인 났어. 자체 용해 데이터로.</w:t>
-      </w:r>
-    </w:p>
-    <w:p>
-      <w:pPr>
-        <w:numPr>
-          <w:ilvl w:val="0"/>
-          <w:numId w:val="1001"/>
-        </w:numPr>
+    </w:p>
+    <w:p>
+      <w:pPr>
+        <w:pStyle w:val="BodyText"/>
       </w:pPr>
       <w:r>
         <w:t xml:space="preserve">MARCUS: And a price. That’s what scares me.</w:t>
       </w:r>
-      <w:r>
-        <w:t xml:space="preserve"> </w:t>
-      </w:r>
-      <w:r>
-        <w:t xml:space="preserve">마커스: 그리고 가격. 그게 무서워.</w:t>
-      </w:r>
-    </w:p>
-    <w:p>
-      <w:pPr>
-        <w:numPr>
-          <w:ilvl w:val="0"/>
-          <w:numId w:val="1001"/>
-        </w:numPr>
+    </w:p>
+    <w:p>
+      <w:pPr>
+        <w:pStyle w:val="BodyText"/>
       </w:pPr>
       <w:r>
         <w:t xml:space="preserve">ELAINE: Good morning, everyone. I brought pastries. Board meetings need sugar.</w:t>
       </w:r>
-      <w:r>
-        <w:t xml:space="preserve"> </w:t>
-      </w:r>
-      <w:r>
-        <w:t xml:space="preserve">일레인: 좋은 아침, 여러분. 페이스트리 가져왔어요. 이사회엔 설탕이 필요해요.</w:t>
-      </w:r>
-    </w:p>
-    <w:p>
-      <w:pPr>
-        <w:numPr>
-          <w:ilvl w:val="0"/>
-          <w:numId w:val="1001"/>
-        </w:numPr>
+    </w:p>
+    <w:p>
+      <w:pPr>
+        <w:pStyle w:val="BodyText"/>
       </w:pPr>
       <w:r>
         <w:t xml:space="preserve">RICHARD: And I brought questions. Board meetings need those more.</w:t>
       </w:r>
-      <w:r>
-        <w:t xml:space="preserve"> </w:t>
-      </w:r>
-      <w:r>
-        <w:t xml:space="preserve">리처드: 그리고 난 질문을 가져왔어요. 이사회엔 그게 더 필요하죠.</w:t>
-      </w:r>
-    </w:p>
-    <w:p>
-      <w:pPr>
-        <w:numPr>
-          <w:ilvl w:val="0"/>
-          <w:numId w:val="1001"/>
-        </w:numPr>
+    </w:p>
+    <w:p>
+      <w:pPr>
+        <w:pStyle w:val="BodyText"/>
       </w:pPr>
       <w:r>
         <w:t xml:space="preserve">VICTORIA: Victoria Lane. Morning. Noah, how are you sleeping?</w:t>
       </w:r>
-      <w:r>
-        <w:t xml:space="preserve"> </w:t>
-      </w:r>
-      <w:r>
-        <w:t xml:space="preserve">빅토리아: 빅토리아 레인. 좋은 아침. 노아, 잠은 어떻게 자요?</w:t>
-      </w:r>
-    </w:p>
-    <w:p>
-      <w:pPr>
-        <w:numPr>
-          <w:ilvl w:val="0"/>
-          <w:numId w:val="1001"/>
-        </w:numPr>
+    </w:p>
+    <w:p>
+      <w:pPr>
+        <w:pStyle w:val="BodyText"/>
       </w:pPr>
       <w:r>
         <w:t xml:space="preserve">NOAH: Better than in June.</w:t>
       </w:r>
-      <w:r>
-        <w:t xml:space="preserve"> </w:t>
-      </w:r>
-      <w:r>
-        <w:t xml:space="preserve">노아: 6월보다는 나아요.</w:t>
-      </w:r>
-    </w:p>
-    <w:p>
-      <w:pPr>
-        <w:numPr>
-          <w:ilvl w:val="0"/>
-          <w:numId w:val="1001"/>
-        </w:numPr>
+    </w:p>
+    <w:p>
+      <w:pPr>
+        <w:pStyle w:val="BodyText"/>
       </w:pPr>
       <w:r>
         <w:t xml:space="preserve">VICTORIA: June was the recall. Fair.</w:t>
       </w:r>
-      <w:r>
-        <w:t xml:space="preserve"> </w:t>
-      </w:r>
-      <w:r>
-        <w:t xml:space="preserve">빅토리아: 6월은 회수 때였죠. 그럴 만해요.</w:t>
-      </w:r>
-    </w:p>
-    <w:p>
-      <w:pPr>
-        <w:numPr>
-          <w:ilvl w:val="0"/>
-          <w:numId w:val="1001"/>
-        </w:numPr>
+    </w:p>
+    <w:p>
+      <w:pPr>
+        <w:pStyle w:val="BodyText"/>
       </w:pPr>
       <w:r>
         <w:t xml:space="preserve">ELAINE: Let’s begin. Noah, six months since launch. Tell us the story. Then the numbers.</w:t>
       </w:r>
-      <w:r>
-        <w:t xml:space="preserve"> </w:t>
-      </w:r>
-      <w:r>
-        <w:t xml:space="preserve">일레인: 시작하죠. 노아, 출시 6개월. 이야기를 해 줘요. 그다음 숫자.</w:t>
-      </w:r>
-    </w:p>
-    <w:p>
-      <w:pPr>
-        <w:numPr>
-          <w:ilvl w:val="0"/>
-          <w:numId w:val="1001"/>
-        </w:numPr>
+    </w:p>
+    <w:p>
+      <w:pPr>
+        <w:pStyle w:val="BodyText"/>
       </w:pPr>
       <w:r>
         <w:t xml:space="preserve">NOAH: Numbers first, then the story. That’s what I learned this year. A good story without numbers sounds like an excuse, and a board deserves the facts before the feelings.</w:t>
-      </w:r>
-      <w:r>
-        <w:t xml:space="preserve"> </w:t>
-      </w:r>
-      <w:r>
-        <w:t xml:space="preserve">노아: 숫자 먼저요. 그다음 이야기. 올해 그걸 배웠어요. 숫자 없는 좋은 이야기는 변명처럼 들리고, 이사회는 감정보다 사실을 먼저 들을 자격이 있어요.</w:t>
       </w:r>
     </w:p>
     <w:bookmarkEnd w:id="21"/>
@@ -564,597 +429,282 @@
     </w:p>
     <w:p>
       <w:pPr>
-        <w:numPr>
-          <w:ilvl w:val="0"/>
-          <w:numId w:val="1002"/>
-        </w:numPr>
+        <w:pStyle w:val="FirstParagraph"/>
       </w:pPr>
       <w:r>
         <w:t xml:space="preserve">NOAH: Six months. Twenty-four thousand six hundred syringes sold.</w:t>
       </w:r>
-      <w:r>
-        <w:t xml:space="preserve"> </w:t>
-      </w:r>
-      <w:r>
-        <w:t xml:space="preserve">노아: 6개월. 주사기 2만 4,600개 판매.</w:t>
-      </w:r>
-    </w:p>
-    <w:p>
-      <w:pPr>
-        <w:numPr>
-          <w:ilvl w:val="0"/>
-          <w:numId w:val="1002"/>
-        </w:numPr>
+    </w:p>
+    <w:p>
+      <w:pPr>
+        <w:pStyle w:val="BodyText"/>
       </w:pPr>
       <w:r>
         <w:t xml:space="preserve">RICHARD: Plan was twenty-eight thousand.</w:t>
       </w:r>
-      <w:r>
-        <w:t xml:space="preserve"> </w:t>
-      </w:r>
-      <w:r>
-        <w:t xml:space="preserve">리처드: 계획은 2만 8천이었죠.</w:t>
-      </w:r>
-    </w:p>
-    <w:p>
-      <w:pPr>
-        <w:numPr>
-          <w:ilvl w:val="0"/>
-          <w:numId w:val="1002"/>
-        </w:numPr>
+    </w:p>
+    <w:p>
+      <w:pPr>
+        <w:pStyle w:val="BodyText"/>
       </w:pPr>
       <w:r>
         <w:t xml:space="preserve">NOAH: Correct. We’re twelve percent below plan, and I won’t hide that. The recall cost us about six weeks of sales, but without the recall, I think we’d have lost much more.</w:t>
       </w:r>
-      <w:r>
-        <w:t xml:space="preserve"> </w:t>
-      </w:r>
-      <w:r>
-        <w:t xml:space="preserve">노아: 맞아요. 계획보다 12% 아래이고, 그걸 숨기지 않겠습니다. 회수로 약 6주치 매출을 잃었지만, 회수하지 않았다면 훨씬 더 많이 잃었을 거라고 생각해요.</w:t>
-      </w:r>
-    </w:p>
-    <w:p>
-      <w:pPr>
-        <w:numPr>
-          <w:ilvl w:val="0"/>
-          <w:numId w:val="1002"/>
-        </w:numPr>
+    </w:p>
+    <w:p>
+      <w:pPr>
+        <w:pStyle w:val="BodyText"/>
       </w:pPr>
       <w:r>
         <w:t xml:space="preserve">MARCUS: Active clinics, three hundred eighty-six. Reorder rate, sixty-eight percent.</w:t>
       </w:r>
-      <w:r>
-        <w:t xml:space="preserve"> </w:t>
-      </w:r>
-      <w:r>
-        <w:t xml:space="preserve">마커스: 활성 병원 386곳. 재주문율 68%.</w:t>
-      </w:r>
-    </w:p>
-    <w:p>
-      <w:pPr>
-        <w:numPr>
-          <w:ilvl w:val="0"/>
-          <w:numId w:val="1002"/>
-        </w:numPr>
+    </w:p>
+    <w:p>
+      <w:pPr>
+        <w:pStyle w:val="BodyText"/>
       </w:pPr>
       <w:r>
         <w:t xml:space="preserve">VICTORIA: Sixty-eight? After a recall?</w:t>
       </w:r>
-      <w:r>
-        <w:t xml:space="preserve"> </w:t>
-      </w:r>
-      <w:r>
-        <w:t xml:space="preserve">빅토리아: 68이요? 회수 후에?</w:t>
-      </w:r>
-    </w:p>
-    <w:p>
-      <w:pPr>
-        <w:numPr>
-          <w:ilvl w:val="0"/>
-          <w:numId w:val="1002"/>
-        </w:numPr>
+    </w:p>
+    <w:p>
+      <w:pPr>
+        <w:pStyle w:val="BodyText"/>
       </w:pPr>
       <w:r>
         <w:t xml:space="preserve">MARCUS: It went up. During the recall. From sixty-four.</w:t>
       </w:r>
-      <w:r>
-        <w:t xml:space="preserve"> </w:t>
-      </w:r>
-      <w:r>
-        <w:t xml:space="preserve">마커스: 올라갔어요. 회수 기간에. 64에서.</w:t>
-      </w:r>
-    </w:p>
-    <w:p>
-      <w:pPr>
-        <w:numPr>
-          <w:ilvl w:val="0"/>
-          <w:numId w:val="1002"/>
-        </w:numPr>
+    </w:p>
+    <w:p>
+      <w:pPr>
+        <w:pStyle w:val="BodyText"/>
       </w:pPr>
       <w:r>
         <w:t xml:space="preserve">RICHARD: That’s strange. Explain.</w:t>
       </w:r>
-      <w:r>
-        <w:t xml:space="preserve"> </w:t>
-      </w:r>
-      <w:r>
-        <w:t xml:space="preserve">리처드: 이상하네요. 설명해 봐요.</w:t>
-      </w:r>
-    </w:p>
-    <w:p>
-      <w:pPr>
-        <w:numPr>
-          <w:ilvl w:val="0"/>
-          <w:numId w:val="1002"/>
-        </w:numPr>
+    </w:p>
+    <w:p>
+      <w:pPr>
+        <w:pStyle w:val="BodyText"/>
       </w:pPr>
       <w:r>
         <w:t xml:space="preserve">ZOE: Because the doctors who stayed trust us more now. They saw how we handled it: the calls, the letter, the hotline. Most of them had never seen a company act that fast.</w:t>
       </w:r>
-      <w:r>
-        <w:t xml:space="preserve"> </w:t>
-      </w:r>
-      <w:r>
-        <w:t xml:space="preserve">조이: 남은 의사들이 지금 우릴 더 믿기 때문이에요. 우리가 어떻게 처리했는지 봤으니까요. 전화, 서한, 핫라인까지요. 대부분은 그렇게 빨리 움직이는 회사를 본 적이 없었어요.</w:t>
-      </w:r>
-    </w:p>
-    <w:p>
-      <w:pPr>
-        <w:numPr>
-          <w:ilvl w:val="0"/>
-          <w:numId w:val="1002"/>
-        </w:numPr>
+    </w:p>
+    <w:p>
+      <w:pPr>
+        <w:pStyle w:val="BodyText"/>
       </w:pPr>
       <w:r>
         <w:t xml:space="preserve">NOAH: Revenue, about nine point four million. Gross margin, eighty-nine percent.</w:t>
       </w:r>
-      <w:r>
-        <w:t xml:space="preserve"> </w:t>
-      </w:r>
-      <w:r>
-        <w:t xml:space="preserve">노아: 매출 약 940만 달러. 매출총이익률 89%.</w:t>
-      </w:r>
-    </w:p>
-    <w:p>
-      <w:pPr>
-        <w:numPr>
-          <w:ilvl w:val="0"/>
-          <w:numId w:val="1002"/>
-        </w:numPr>
+    </w:p>
+    <w:p>
+      <w:pPr>
+        <w:pStyle w:val="BodyText"/>
       </w:pPr>
       <w:r>
         <w:t xml:space="preserve">ELAINE: Eighty-nine. With the Korean supply?</w:t>
       </w:r>
-      <w:r>
-        <w:t xml:space="preserve"> </w:t>
-      </w:r>
-      <w:r>
-        <w:t xml:space="preserve">일레인: 89. 한국 공급 포함해서?</w:t>
-      </w:r>
-    </w:p>
-    <w:p>
-      <w:pPr>
-        <w:numPr>
-          <w:ilvl w:val="0"/>
-          <w:numId w:val="1002"/>
-        </w:numPr>
+    </w:p>
+    <w:p>
+      <w:pPr>
+        <w:pStyle w:val="BodyText"/>
       </w:pPr>
       <w:r>
         <w:t xml:space="preserve">MARCUS: Korea is cheaper. Nine dollars a syringe. It helps the margin.</w:t>
       </w:r>
-      <w:r>
-        <w:t xml:space="preserve"> </w:t>
-      </w:r>
-      <w:r>
-        <w:t xml:space="preserve">마커스: 한국이 더 싸요. 주사기당 9달러. 마진에 도움이 돼요.</w:t>
-      </w:r>
-    </w:p>
-    <w:p>
-      <w:pPr>
-        <w:numPr>
-          <w:ilvl w:val="0"/>
-          <w:numId w:val="1002"/>
-        </w:numPr>
+    </w:p>
+    <w:p>
+      <w:pPr>
+        <w:pStyle w:val="BodyText"/>
       </w:pPr>
       <w:r>
         <w:t xml:space="preserve">RICHARD: And the recall cost?</w:t>
       </w:r>
-      <w:r>
-        <w:t xml:space="preserve"> </w:t>
-      </w:r>
-      <w:r>
-        <w:t xml:space="preserve">리처드: 그럼 회수 비용은요?</w:t>
-      </w:r>
-    </w:p>
-    <w:p>
-      <w:pPr>
-        <w:numPr>
-          <w:ilvl w:val="0"/>
-          <w:numId w:val="1002"/>
-        </w:numPr>
+    </w:p>
+    <w:p>
+      <w:pPr>
+        <w:pStyle w:val="BodyText"/>
       </w:pPr>
       <w:r>
         <w:t xml:space="preserve">MARCUS: One point one million. Meridian paid it. Contract section nine.</w:t>
       </w:r>
-      <w:r>
-        <w:t xml:space="preserve"> </w:t>
-      </w:r>
-      <w:r>
-        <w:t xml:space="preserve">마커스: 110만 달러. 메리디안이 냈어요. 계약 9조.</w:t>
-      </w:r>
-    </w:p>
-    <w:p>
-      <w:pPr>
-        <w:numPr>
-          <w:ilvl w:val="0"/>
-          <w:numId w:val="1002"/>
-        </w:numPr>
+    </w:p>
+    <w:p>
+      <w:pPr>
+        <w:pStyle w:val="BodyText"/>
       </w:pPr>
       <w:r>
         <w:t xml:space="preserve">RICHARD: Diane earned her fee that day.</w:t>
       </w:r>
-      <w:r>
-        <w:t xml:space="preserve"> </w:t>
-      </w:r>
-      <w:r>
-        <w:t xml:space="preserve">리처드: 다이앤이 그날 수임료 값을 했네요.</w:t>
-      </w:r>
-    </w:p>
-    <w:p>
-      <w:pPr>
-        <w:numPr>
-          <w:ilvl w:val="0"/>
-          <w:numId w:val="1002"/>
-        </w:numPr>
+    </w:p>
+    <w:p>
+      <w:pPr>
+        <w:pStyle w:val="BodyText"/>
       </w:pPr>
       <w:r>
         <w:t xml:space="preserve">NOAH: One more number. Our launch price ends this month. List price is four twenty-five.</w:t>
       </w:r>
-      <w:r>
-        <w:t xml:space="preserve"> </w:t>
-      </w:r>
-      <w:r>
-        <w:t xml:space="preserve">노아: 숫자 하나 더. 출시가가 이번 달에 끝나요. 정가는 425달러.</w:t>
-      </w:r>
-    </w:p>
-    <w:p>
-      <w:pPr>
-        <w:numPr>
-          <w:ilvl w:val="0"/>
-          <w:numId w:val="1002"/>
-        </w:numPr>
+    </w:p>
+    <w:p>
+      <w:pPr>
+        <w:pStyle w:val="BodyText"/>
       </w:pPr>
       <w:r>
         <w:t xml:space="preserve">VICTORIA: A thirty-dollar increase. Right after a recall. Risky.</w:t>
       </w:r>
-      <w:r>
-        <w:t xml:space="preserve"> </w:t>
-      </w:r>
-      <w:r>
-        <w:t xml:space="preserve">빅토리아: 30달러 인상. 회수 직후에. 위험하네요.</w:t>
-      </w:r>
-    </w:p>
-    <w:p>
-      <w:pPr>
-        <w:numPr>
-          <w:ilvl w:val="0"/>
-          <w:numId w:val="1002"/>
-        </w:numPr>
+    </w:p>
+    <w:p>
+      <w:pPr>
+        <w:pStyle w:val="BodyText"/>
       </w:pPr>
       <w:r>
         <w:t xml:space="preserve">ZOE: We announced it six months ago. On day one. No surprise.</w:t>
       </w:r>
-      <w:r>
-        <w:t xml:space="preserve"> </w:t>
-      </w:r>
-      <w:r>
-        <w:t xml:space="preserve">조이: 6개월 전에 발표했어요. 첫날에. 놀랄 일 아니에요.</w:t>
-      </w:r>
-    </w:p>
-    <w:p>
-      <w:pPr>
-        <w:numPr>
-          <w:ilvl w:val="0"/>
-          <w:numId w:val="1002"/>
-        </w:numPr>
+    </w:p>
+    <w:p>
+      <w:pPr>
+        <w:pStyle w:val="BodyText"/>
       </w:pPr>
       <w:r>
         <w:t xml:space="preserve">ELAINE: Good. Promises kept, even the expensive ones. Now the story.</w:t>
       </w:r>
-      <w:r>
-        <w:t xml:space="preserve"> </w:t>
-      </w:r>
-      <w:r>
-        <w:t xml:space="preserve">일레인: 좋아요. 비싼 약속까지 지켰네요. 이제 이야기.</w:t>
-      </w:r>
-    </w:p>
-    <w:p>
-      <w:pPr>
-        <w:numPr>
-          <w:ilvl w:val="0"/>
-          <w:numId w:val="1002"/>
-        </w:numPr>
+    </w:p>
+    <w:p>
+      <w:pPr>
+        <w:pStyle w:val="BodyText"/>
       </w:pPr>
       <w:r>
         <w:t xml:space="preserve">NOAH: The story is the recall. And what it taught us.</w:t>
       </w:r>
-      <w:r>
-        <w:t xml:space="preserve"> </w:t>
-      </w:r>
-      <w:r>
-        <w:t xml:space="preserve">노아: 이야기는 회수예요. 그리고 그게 가르쳐 준 것.</w:t>
-      </w:r>
-    </w:p>
-    <w:p>
-      <w:pPr>
-        <w:numPr>
-          <w:ilvl w:val="0"/>
-          <w:numId w:val="1002"/>
-        </w:numPr>
+    </w:p>
+    <w:p>
+      <w:pPr>
+        <w:pStyle w:val="BodyText"/>
       </w:pPr>
       <w:r>
         <w:t xml:space="preserve">RICHARD: Before that. Are we out of the woods? Legally?</w:t>
       </w:r>
-      <w:r>
-        <w:t xml:space="preserve"> </w:t>
-      </w:r>
-      <w:r>
-        <w:t xml:space="preserve">리처드: 그 전에. 위기에서 벗어난 거예요? 법적으로?</w:t>
-      </w:r>
-    </w:p>
-    <w:p>
-      <w:pPr>
-        <w:numPr>
-          <w:ilvl w:val="0"/>
-          <w:numId w:val="1002"/>
-        </w:numPr>
+    </w:p>
+    <w:p>
+      <w:pPr>
+        <w:pStyle w:val="BodyText"/>
       </w:pPr>
       <w:r>
         <w:t xml:space="preserve">ELENA: Class Two. Closed. Zero injuries. Zero lawsuits.</w:t>
       </w:r>
-      <w:r>
-        <w:t xml:space="preserve"> </w:t>
-      </w:r>
-      <w:r>
-        <w:t xml:space="preserve">엘레나: 2등급. 종결. 부상 0건. 소송 0건.</w:t>
-      </w:r>
-    </w:p>
-    <w:p>
-      <w:pPr>
-        <w:numPr>
-          <w:ilvl w:val="0"/>
-          <w:numId w:val="1002"/>
-        </w:numPr>
+    </w:p>
+    <w:p>
+      <w:pPr>
+        <w:pStyle w:val="BodyText"/>
       </w:pPr>
       <w:r>
         <w:t xml:space="preserve">RICHARD: Zero lawsuits. In aesthetics. That’s rare.</w:t>
       </w:r>
-      <w:r>
-        <w:t xml:space="preserve"> </w:t>
-      </w:r>
-      <w:r>
-        <w:t xml:space="preserve">리처드: 소송 0건. 미용 분야에서. 드문 일이네요.</w:t>
-      </w:r>
-    </w:p>
-    <w:p>
-      <w:pPr>
-        <w:numPr>
-          <w:ilvl w:val="0"/>
-          <w:numId w:val="1002"/>
-        </w:numPr>
+    </w:p>
+    <w:p>
+      <w:pPr>
+        <w:pStyle w:val="BodyText"/>
       </w:pPr>
       <w:r>
         <w:t xml:space="preserve">VICTORIA: How many clinics did you lose?</w:t>
       </w:r>
-      <w:r>
-        <w:t xml:space="preserve"> </w:t>
-      </w:r>
-      <w:r>
-        <w:t xml:space="preserve">빅토리아: 병원은 몇 곳 잃었어요?</w:t>
-      </w:r>
-    </w:p>
-    <w:p>
-      <w:pPr>
-        <w:numPr>
-          <w:ilvl w:val="0"/>
-          <w:numId w:val="1002"/>
-        </w:numPr>
+    </w:p>
+    <w:p>
+      <w:pPr>
+        <w:pStyle w:val="BodyText"/>
       </w:pPr>
       <w:r>
         <w:t xml:space="preserve">NOAH: Eighteen paused. Fourteen came back. Two said no. Two are still thinking.</w:t>
       </w:r>
-      <w:r>
-        <w:t xml:space="preserve"> </w:t>
-      </w:r>
-      <w:r>
-        <w:t xml:space="preserve">노아: 18곳 보류. 14곳 복귀. 2곳 거절. 2곳 아직 고민 중.</w:t>
-      </w:r>
-    </w:p>
-    <w:p>
-      <w:pPr>
-        <w:numPr>
-          <w:ilvl w:val="0"/>
-          <w:numId w:val="1002"/>
-        </w:numPr>
+    </w:p>
+    <w:p>
+      <w:pPr>
+        <w:pStyle w:val="BodyText"/>
       </w:pPr>
       <w:r>
         <w:t xml:space="preserve">VICTORIA: Without discounts?</w:t>
       </w:r>
-      <w:r>
-        <w:t xml:space="preserve"> </w:t>
-      </w:r>
-      <w:r>
-        <w:t xml:space="preserve">빅토리아: 할인 없이요?</w:t>
-      </w:r>
-    </w:p>
-    <w:p>
-      <w:pPr>
-        <w:numPr>
-          <w:ilvl w:val="0"/>
-          <w:numId w:val="1002"/>
-        </w:numPr>
+    </w:p>
+    <w:p>
+      <w:pPr>
+        <w:pStyle w:val="BodyText"/>
       </w:pPr>
       <w:r>
         <w:t xml:space="preserve">NOAH: Without discounts. We don’t buy trust.</w:t>
       </w:r>
-      <w:r>
-        <w:t xml:space="preserve"> </w:t>
-      </w:r>
-      <w:r>
-        <w:t xml:space="preserve">노아: 할인 없이요. 신뢰는 사는 게 아니니까요.</w:t>
-      </w:r>
-    </w:p>
-    <w:p>
-      <w:pPr>
-        <w:numPr>
-          <w:ilvl w:val="0"/>
-          <w:numId w:val="1002"/>
-        </w:numPr>
+    </w:p>
+    <w:p>
+      <w:pPr>
+        <w:pStyle w:val="BodyText"/>
       </w:pPr>
       <w:r>
         <w:t xml:space="preserve">RICHARD: Hmm. I’d have offered a discount.</w:t>
       </w:r>
-      <w:r>
-        <w:t xml:space="preserve"> </w:t>
-      </w:r>
-      <w:r>
-        <w:t xml:space="preserve">리처드: 흠. 난 할인을 제안했을 텐데.</w:t>
-      </w:r>
-    </w:p>
-    <w:p>
-      <w:pPr>
-        <w:numPr>
-          <w:ilvl w:val="0"/>
-          <w:numId w:val="1002"/>
-        </w:numPr>
+    </w:p>
+    <w:p>
+      <w:pPr>
+        <w:pStyle w:val="BodyText"/>
       </w:pPr>
       <w:r>
         <w:t xml:space="preserve">ELAINE: That’s why you’re an investor, Richard. Not a CEO.</w:t>
       </w:r>
-      <w:r>
-        <w:t xml:space="preserve"> </w:t>
-      </w:r>
-      <w:r>
-        <w:t xml:space="preserve">일레인: 그래서 당신이 CEO가 아니라 투자자인 거예요, 리처드.</w:t>
-      </w:r>
-    </w:p>
-    <w:p>
-      <w:pPr>
-        <w:numPr>
-          <w:ilvl w:val="0"/>
-          <w:numId w:val="1002"/>
-        </w:numPr>
+    </w:p>
+    <w:p>
+      <w:pPr>
+        <w:pStyle w:val="BodyText"/>
       </w:pPr>
       <w:r>
         <w:t xml:space="preserve">RICHARD: Ouch. Fair.</w:t>
       </w:r>
-      <w:r>
-        <w:t xml:space="preserve"> </w:t>
-      </w:r>
-      <w:r>
-        <w:t xml:space="preserve">리처드: 아야. 맞는 말이네요.</w:t>
-      </w:r>
-    </w:p>
-    <w:p>
-      <w:pPr>
-        <w:numPr>
-          <w:ilvl w:val="0"/>
-          <w:numId w:val="1002"/>
-        </w:numPr>
+    </w:p>
+    <w:p>
+      <w:pPr>
+        <w:pStyle w:val="BodyText"/>
       </w:pPr>
       <w:r>
         <w:t xml:space="preserve">NOAH: I’d like the team to share the lessons. Not me. They lived it.</w:t>
       </w:r>
-      <w:r>
-        <w:t xml:space="preserve"> </w:t>
-      </w:r>
-      <w:r>
-        <w:t xml:space="preserve">노아: 교훈은 팀이 공유했으면 해요. 제가 아니라. 그들이 겪었으니까요.</w:t>
-      </w:r>
-    </w:p>
-    <w:p>
-      <w:pPr>
-        <w:numPr>
-          <w:ilvl w:val="0"/>
-          <w:numId w:val="1002"/>
-        </w:numPr>
+    </w:p>
+    <w:p>
+      <w:pPr>
+        <w:pStyle w:val="BodyText"/>
       </w:pPr>
       <w:r>
         <w:t xml:space="preserve">ELAINE: Good. Bring them in.</w:t>
       </w:r>
-      <w:r>
-        <w:t xml:space="preserve"> </w:t>
-      </w:r>
-      <w:r>
-        <w:t xml:space="preserve">일레인: 좋아요. 들어오게 해요.</w:t>
-      </w:r>
-    </w:p>
-    <w:p>
-      <w:pPr>
-        <w:numPr>
-          <w:ilvl w:val="0"/>
-          <w:numId w:val="1002"/>
-        </w:numPr>
+    </w:p>
+    <w:p>
+      <w:pPr>
+        <w:pStyle w:val="BodyText"/>
       </w:pPr>
       <w:r>
         <w:t xml:space="preserve">LEO: Hi. Leo Martinez. Quality. I’m… a little nervous.</w:t>
       </w:r>
-      <w:r>
-        <w:t xml:space="preserve"> </w:t>
-      </w:r>
-      <w:r>
-        <w:t xml:space="preserve">레오: 안녕하세요. 레오 마르티네스. 품질. 저… 조금 긴장돼요.</w:t>
-      </w:r>
-    </w:p>
-    <w:p>
-      <w:pPr>
-        <w:numPr>
-          <w:ilvl w:val="0"/>
-          <w:numId w:val="1002"/>
-        </w:numPr>
+    </w:p>
+    <w:p>
+      <w:pPr>
+        <w:pStyle w:val="BodyText"/>
       </w:pPr>
       <w:r>
         <w:t xml:space="preserve">ELAINE: You’re the one with the chart.</w:t>
       </w:r>
-      <w:r>
-        <w:t xml:space="preserve"> </w:t>
-      </w:r>
-      <w:r>
-        <w:t xml:space="preserve">일레인: 당신이 그 차트 주인이군요.</w:t>
-      </w:r>
-    </w:p>
-    <w:p>
-      <w:pPr>
-        <w:numPr>
-          <w:ilvl w:val="0"/>
-          <w:numId w:val="1002"/>
-        </w:numPr>
+    </w:p>
+    <w:p>
+      <w:pPr>
+        <w:pStyle w:val="BodyText"/>
       </w:pPr>
       <w:r>
         <w:t xml:space="preserve">LEO: Yes, ma’am.</w:t>
       </w:r>
-      <w:r>
-        <w:t xml:space="preserve"> </w:t>
-      </w:r>
-      <w:r>
-        <w:t xml:space="preserve">레오: 네, 맞습니다.</w:t>
-      </w:r>
-    </w:p>
-    <w:p>
-      <w:pPr>
-        <w:numPr>
-          <w:ilvl w:val="0"/>
-          <w:numId w:val="1002"/>
-        </w:numPr>
+    </w:p>
+    <w:p>
+      <w:pPr>
+        <w:pStyle w:val="BodyText"/>
       </w:pPr>
       <w:r>
         <w:t xml:space="preserve">ELAINE: Then you’re the reason we’re still here, Leo. You saw a problem inside the spec, and you didn’t stay quiet. So please, don’t be nervous. Just tell us what you learned.</w:t>
-      </w:r>
-      <w:r>
-        <w:t xml:space="preserve"> </w:t>
-      </w:r>
-      <w:r>
-        <w:t xml:space="preserve">일레인: 그럼 당신 덕분에 우리가 아직 여기 있는 거예요, 레오. 규격 안에 숨은 문제를 봤고, 침묵하지 않았죠. 그러니 긴장하지 마요. 배운 걸 그냥 말해 줘요.</w:t>
       </w:r>
     </w:p>
     <w:bookmarkEnd w:id="22"/>
@@ -1169,27 +719,15 @@
     </w:p>
     <w:p>
       <w:pPr>
-        <w:numPr>
-          <w:ilvl w:val="0"/>
-          <w:numId w:val="1003"/>
-        </w:numPr>
+        <w:pStyle w:val="FirstParagraph"/>
       </w:pPr>
       <w:r>
         <w:t xml:space="preserve">LEO: Lesson one. Watch the trends. Not just the limits.</w:t>
       </w:r>
-      <w:r>
-        <w:t xml:space="preserve"> </w:t>
-      </w:r>
-      <w:r>
-        <w:t xml:space="preserve">레오: 교훈 하나. 한계치만 보지 말고. 추세를 보세요.</w:t>
-      </w:r>
-    </w:p>
-    <w:p>
-      <w:pPr>
-        <w:numPr>
-          <w:ilvl w:val="0"/>
-          <w:numId w:val="1003"/>
-        </w:numPr>
+    </w:p>
+    <w:p>
+      <w:pPr>
+        <w:pStyle w:val="BodyText"/>
       </w:pPr>
       <w:r>
         <w:t xml:space="preserve">PRIYA: Show me the data, I always say. Well, the data was there. Everything was</w:t>
@@ -1212,11 +750,117 @@
       <w:r>
         <w:t xml:space="preserve">but Leo’s chart was whispering for months. We just listened too late.</w:t>
       </w:r>
-      <w:r>
-        <w:t xml:space="preserve"> </w:t>
-      </w:r>
-      <w:r>
-        <w:t xml:space="preserve">프리야: 전 늘 데이터를 보여 달라고 하죠. 그런데 데이터는 거기 있었어요. 모든 게</w:t>
+    </w:p>
+    <w:p>
+      <w:pPr>
+        <w:pStyle w:val="BodyText"/>
+      </w:pPr>
+      <w:r>
+        <w:t xml:space="preserve">RICHARD: What changes now?</w:t>
+      </w:r>
+    </w:p>
+    <w:p>
+      <w:pPr>
+        <w:pStyle w:val="BodyText"/>
+      </w:pPr>
+      <w:r>
+        <w:t xml:space="preserve">LEO: Any three-point trend goes to Noah. Within a week. Not a month.</w:t>
+      </w:r>
+    </w:p>
+    <w:p>
+      <w:pPr>
+        <w:pStyle w:val="BodyText"/>
+      </w:pPr>
+      <w:r>
+        <w:t xml:space="preserve">MARCUS: Lesson two. Buffer stock. We had four months. It saved us.</w:t>
+      </w:r>
+    </w:p>
+    <w:p>
+      <w:pPr>
+        <w:pStyle w:val="BodyText"/>
+      </w:pPr>
+      <w:r>
+        <w:t xml:space="preserve">VICTORIA: You argued for six, I heard.</w:t>
+      </w:r>
+    </w:p>
+    <w:p>
+      <w:pPr>
+        <w:pStyle w:val="BodyText"/>
+      </w:pPr>
+      <w:r>
+        <w:t xml:space="preserve">MARCUS: I did. Four months was enough, but barely, and I don’t like barely. If Korea had been one month late, we’d have been in trouble. So now I’m asking for five.</w:t>
+      </w:r>
+    </w:p>
+    <w:p>
+      <w:pPr>
+        <w:pStyle w:val="BodyText"/>
+      </w:pPr>
+      <w:r>
+        <w:t xml:space="preserve">PRIYA: Lesson three. Two sources. Korea came online just in time.</w:t>
+      </w:r>
+    </w:p>
+    <w:p>
+      <w:pPr>
+        <w:pStyle w:val="BodyText"/>
+      </w:pPr>
+      <w:r>
+        <w:t xml:space="preserve">NOAH: CEO Park’s team worked weekends. Because we called first. With bad news.</w:t>
+      </w:r>
+    </w:p>
+    <w:p>
+      <w:pPr>
+        <w:pStyle w:val="BodyText"/>
+      </w:pPr>
+      <w:r>
+        <w:t xml:space="preserve">ELAINE: Relationships are infrastructure. Write that down.</w:t>
+      </w:r>
+    </w:p>
+    <w:p>
+      <w:pPr>
+        <w:pStyle w:val="BodyText"/>
+      </w:pPr>
+      <w:r>
+        <w:t xml:space="preserve">DEREK: Lesson four. Bad news from a person. Two ninety clinics. Two hours.</w:t>
+      </w:r>
+    </w:p>
+    <w:p>
+      <w:pPr>
+        <w:pStyle w:val="BodyText"/>
+      </w:pPr>
+      <w:r>
+        <w:t xml:space="preserve">RICHARD: You’re the Kessler guy. The one who voted to wait.</w:t>
+      </w:r>
+    </w:p>
+    <w:p>
+      <w:pPr>
+        <w:pStyle w:val="BodyText"/>
+      </w:pPr>
+      <w:r>
+        <w:t xml:space="preserve">DEREK: I am. I was wrong. I’m glad I lost.</w:t>
+      </w:r>
+    </w:p>
+    <w:p>
+      <w:pPr>
+        <w:pStyle w:val="BodyText"/>
+      </w:pPr>
+      <w:r>
+        <w:t xml:space="preserve">VICTORIA: I like people who say that in board meetings.</w:t>
+      </w:r>
+    </w:p>
+    <w:p>
+      <w:pPr>
+        <w:pStyle w:val="BodyText"/>
+      </w:pPr>
+      <w:r>
+        <w:t xml:space="preserve">ZOE: Lesson five. Transparency sells. To be honest, I didn’t believe it at first. I thought it was just a nice slogan. Now I have data, and the data says it’s true.</w:t>
+      </w:r>
+    </w:p>
+    <w:p>
+      <w:pPr>
+        <w:pStyle w:val="BodyText"/>
+      </w:pPr>
+      <w:r>
+        <w:t xml:space="preserve">NOAH: Patients now ask for</w:t>
       </w:r>
       <w:r>
         <w:t xml:space="preserve"> </w:t>
@@ -1225,522 +869,128 @@
         <w:t xml:space="preserve">“</w:t>
       </w:r>
       <w:r>
-        <w:t xml:space="preserve">규격 안</w:t>
+        <w:t xml:space="preserve">the one you can take back.</w:t>
       </w:r>
       <w:r>
         <w:t xml:space="preserve">”</w:t>
       </w:r>
       <w:r>
-        <w:t xml:space="preserve">이었지만, 레오의 차트는 몇 달 동안 속삭이고 있었어요. 우리가 너무 늦게 들었을 뿐이에요.</w:t>
-      </w:r>
-    </w:p>
-    <w:p>
-      <w:pPr>
-        <w:numPr>
-          <w:ilvl w:val="0"/>
-          <w:numId w:val="1003"/>
-        </w:numPr>
-      </w:pPr>
-      <w:r>
-        <w:t xml:space="preserve">RICHARD: What changes now?</w:t>
-      </w:r>
-      <w:r>
-        <w:t xml:space="preserve"> </w:t>
-      </w:r>
-      <w:r>
-        <w:t xml:space="preserve">리처드: 이제 뭐가 바뀌어요?</w:t>
-      </w:r>
-    </w:p>
-    <w:p>
-      <w:pPr>
-        <w:numPr>
-          <w:ilvl w:val="0"/>
-          <w:numId w:val="1003"/>
-        </w:numPr>
-      </w:pPr>
-      <w:r>
-        <w:t xml:space="preserve">LEO: Any three-point trend goes to Noah. Within a week. Not a month.</w:t>
-      </w:r>
-      <w:r>
-        <w:t xml:space="preserve"> </w:t>
-      </w:r>
-      <w:r>
-        <w:t xml:space="preserve">레오: 세 점 추세는 무조건 노아에게. 일주일 안에. 한 달 말고.</w:t>
-      </w:r>
-    </w:p>
-    <w:p>
-      <w:pPr>
-        <w:numPr>
-          <w:ilvl w:val="0"/>
-          <w:numId w:val="1003"/>
-        </w:numPr>
-      </w:pPr>
-      <w:r>
-        <w:t xml:space="preserve">MARCUS: Lesson two. Buffer stock. We had four months. It saved us.</w:t>
-      </w:r>
-      <w:r>
-        <w:t xml:space="preserve"> </w:t>
-      </w:r>
-      <w:r>
-        <w:t xml:space="preserve">마커스: 교훈 둘. 버퍼 재고. 4개월치가 있었어요. 그게 우릴 살렸죠.</w:t>
-      </w:r>
-    </w:p>
-    <w:p>
-      <w:pPr>
-        <w:numPr>
-          <w:ilvl w:val="0"/>
-          <w:numId w:val="1003"/>
-        </w:numPr>
-      </w:pPr>
-      <w:r>
-        <w:t xml:space="preserve">VICTORIA: You argued for six, I heard.</w:t>
-      </w:r>
-      <w:r>
-        <w:t xml:space="preserve"> </w:t>
-      </w:r>
-      <w:r>
-        <w:t xml:space="preserve">빅토리아: 6개월을 주장했다고 들었어요.</w:t>
-      </w:r>
-    </w:p>
-    <w:p>
-      <w:pPr>
-        <w:numPr>
-          <w:ilvl w:val="0"/>
-          <w:numId w:val="1003"/>
-        </w:numPr>
-      </w:pPr>
-      <w:r>
-        <w:t xml:space="preserve">MARCUS: I did. Four months was enough, but barely, and I don’t like barely. If Korea had been one month late, we’d have been in trouble. So now I’m asking for five.</w:t>
-      </w:r>
-      <w:r>
-        <w:t xml:space="preserve"> </w:t>
-      </w:r>
-      <w:r>
-        <w:t xml:space="preserve">마커스: 그랬죠. 4개월로 충분했지만 간신히였고, 전 ’간신히’가 싫어요. 한국이 한 달만 늦었어도 곤란했을 거예요. 그래서 이제 5개월을 요청하는 겁니다.</w:t>
-      </w:r>
-    </w:p>
-    <w:p>
-      <w:pPr>
-        <w:numPr>
-          <w:ilvl w:val="0"/>
-          <w:numId w:val="1003"/>
-        </w:numPr>
-      </w:pPr>
-      <w:r>
-        <w:t xml:space="preserve">PRIYA: Lesson three. Two sources. Korea came online just in time.</w:t>
-      </w:r>
-      <w:r>
-        <w:t xml:space="preserve"> </w:t>
-      </w:r>
-      <w:r>
-        <w:t xml:space="preserve">프리야: 교훈 셋. 공급처 둘. 한국이 딱 맞춰 가동됐어요.</w:t>
-      </w:r>
-    </w:p>
-    <w:p>
-      <w:pPr>
-        <w:numPr>
-          <w:ilvl w:val="0"/>
-          <w:numId w:val="1003"/>
-        </w:numPr>
-      </w:pPr>
-      <w:r>
-        <w:t xml:space="preserve">NOAH: CEO Park’s team worked weekends. Because we called first. With bad news.</w:t>
-      </w:r>
-      <w:r>
-        <w:t xml:space="preserve"> </w:t>
-      </w:r>
-      <w:r>
-        <w:t xml:space="preserve">노아: 박 대표 팀이 주말에도 일했어요. 우리가 먼저 전화했기 때문에요. 나쁜 소식으로.</w:t>
-      </w:r>
-    </w:p>
-    <w:p>
-      <w:pPr>
-        <w:numPr>
-          <w:ilvl w:val="0"/>
-          <w:numId w:val="1003"/>
-        </w:numPr>
-      </w:pPr>
-      <w:r>
-        <w:t xml:space="preserve">ELAINE: Relationships are infrastructure. Write that down.</w:t>
-      </w:r>
-      <w:r>
-        <w:t xml:space="preserve"> </w:t>
-      </w:r>
-      <w:r>
-        <w:t xml:space="preserve">일레인: 관계도 인프라예요. 적어 둬요.</w:t>
-      </w:r>
-    </w:p>
-    <w:p>
-      <w:pPr>
-        <w:numPr>
-          <w:ilvl w:val="0"/>
-          <w:numId w:val="1003"/>
-        </w:numPr>
-      </w:pPr>
-      <w:r>
-        <w:t xml:space="preserve">DEREK: Lesson four. Bad news from a person. Two ninety clinics. Two hours.</w:t>
-      </w:r>
-      <w:r>
-        <w:t xml:space="preserve"> </w:t>
-      </w:r>
-      <w:r>
-        <w:t xml:space="preserve">데릭: 교훈 넷. 나쁜 소식은 사람이. 병원 290곳. 두 시간.</w:t>
-      </w:r>
-    </w:p>
-    <w:p>
-      <w:pPr>
-        <w:numPr>
-          <w:ilvl w:val="0"/>
-          <w:numId w:val="1003"/>
-        </w:numPr>
-      </w:pPr>
-      <w:r>
-        <w:t xml:space="preserve">RICHARD: You’re the Kessler guy. The one who voted to wait.</w:t>
-      </w:r>
-      <w:r>
-        <w:t xml:space="preserve"> </w:t>
-      </w:r>
-      <w:r>
-        <w:t xml:space="preserve">리처드: 케슬러 출신이죠. 기다리자고 투표한.</w:t>
-      </w:r>
-    </w:p>
-    <w:p>
-      <w:pPr>
-        <w:numPr>
-          <w:ilvl w:val="0"/>
-          <w:numId w:val="1003"/>
-        </w:numPr>
-      </w:pPr>
-      <w:r>
-        <w:t xml:space="preserve">DEREK: I am. I was wrong. I’m glad I lost.</w:t>
-      </w:r>
-      <w:r>
-        <w:t xml:space="preserve"> </w:t>
-      </w:r>
-      <w:r>
-        <w:t xml:space="preserve">데릭: 맞아요. 제가 틀렸어요. 진 게 다행이에요.</w:t>
-      </w:r>
-    </w:p>
-    <w:p>
-      <w:pPr>
-        <w:numPr>
-          <w:ilvl w:val="0"/>
-          <w:numId w:val="1003"/>
-        </w:numPr>
-      </w:pPr>
-      <w:r>
-        <w:t xml:space="preserve">VICTORIA: I like people who say that in board meetings.</w:t>
-      </w:r>
-      <w:r>
-        <w:t xml:space="preserve"> </w:t>
-      </w:r>
-      <w:r>
-        <w:t xml:space="preserve">빅토리아: 이사회에서 그런 말 하는 사람 좋아요.</w:t>
-      </w:r>
-    </w:p>
-    <w:p>
-      <w:pPr>
-        <w:numPr>
-          <w:ilvl w:val="0"/>
-          <w:numId w:val="1003"/>
-        </w:numPr>
-      </w:pPr>
-      <w:r>
-        <w:t xml:space="preserve">ZOE: Lesson five. Transparency sells. To be honest, I didn’t believe it at first. I thought it was just a nice slogan. Now I have data, and the data says it’s true.</w:t>
-      </w:r>
-      <w:r>
-        <w:t xml:space="preserve"> </w:t>
-      </w:r>
-      <w:r>
-        <w:t xml:space="preserve">조이: 교훈 다섯. 투명성이 팔려요. 솔직히 처음엔 안 믿었어요. 그냥 듣기 좋은 슬로건이라고 생각했죠. 이제 데이터가 있는데, 데이터가 그게 사실이라고 말해요.</w:t>
-      </w:r>
-    </w:p>
-    <w:p>
-      <w:pPr>
-        <w:numPr>
-          <w:ilvl w:val="0"/>
-          <w:numId w:val="1003"/>
-        </w:numPr>
-      </w:pPr>
-      <w:r>
-        <w:t xml:space="preserve">NOAH: Patients now ask for</w:t>
-      </w:r>
-      <w:r>
-        <w:t xml:space="preserve"> </w:t>
-      </w:r>
-      <w:r>
-        <w:t xml:space="preserve">“</w:t>
-      </w:r>
-      <w:r>
-        <w:t xml:space="preserve">the one you can take back.</w:t>
-      </w:r>
-      <w:r>
-        <w:t xml:space="preserve">”</w:t>
-      </w:r>
-      <w:r>
         <w:t xml:space="preserve"> </w:t>
       </w:r>
       <w:r>
         <w:t xml:space="preserve">Some read the recall article.</w:t>
       </w:r>
-      <w:r>
-        <w:t xml:space="preserve"> </w:t>
-      </w:r>
-      <w:r>
-        <w:t xml:space="preserve">노아: 이제 환자들이</w:t>
-      </w:r>
-      <w:r>
-        <w:t xml:space="preserve"> </w:t>
-      </w:r>
-      <w:r>
-        <w:t xml:space="preserve">“</w:t>
-      </w:r>
-      <w:r>
-        <w:t xml:space="preserve">되돌릴 수 있는 그거</w:t>
-      </w:r>
-      <w:r>
-        <w:t xml:space="preserve">”</w:t>
-      </w:r>
-      <w:r>
-        <w:t xml:space="preserve">를 찾아요. 일부는 회수 기사를 읽고요.</w:t>
-      </w:r>
-    </w:p>
-    <w:p>
-      <w:pPr>
-        <w:numPr>
-          <w:ilvl w:val="0"/>
-          <w:numId w:val="1003"/>
-        </w:numPr>
+    </w:p>
+    <w:p>
+      <w:pPr>
+        <w:pStyle w:val="BodyText"/>
       </w:pPr>
       <w:r>
         <w:t xml:space="preserve">RICHARD: A recall as marketing. I’ve never seen that.</w:t>
       </w:r>
-      <w:r>
-        <w:t xml:space="preserve"> </w:t>
-      </w:r>
-      <w:r>
-        <w:t xml:space="preserve">리처드: 마케팅이 된 회수라. 그런 건 처음 보네요.</w:t>
-      </w:r>
-    </w:p>
-    <w:p>
-      <w:pPr>
-        <w:numPr>
-          <w:ilvl w:val="0"/>
-          <w:numId w:val="1003"/>
-        </w:numPr>
+    </w:p>
+    <w:p>
+      <w:pPr>
+        <w:pStyle w:val="BodyText"/>
       </w:pPr>
       <w:r>
         <w:t xml:space="preserve">ELENA: It wasn’t marketing. That’s why it worked.</w:t>
       </w:r>
-      <w:r>
-        <w:t xml:space="preserve"> </w:t>
-      </w:r>
-      <w:r>
-        <w:t xml:space="preserve">엘레나: 마케팅이 아니었어요. 그래서 효과가 있었던 거고요.</w:t>
-      </w:r>
-    </w:p>
-    <w:p>
-      <w:pPr>
-        <w:numPr>
-          <w:ilvl w:val="0"/>
-          <w:numId w:val="1003"/>
-        </w:numPr>
+    </w:p>
+    <w:p>
+      <w:pPr>
+        <w:pStyle w:val="BodyText"/>
       </w:pPr>
       <w:r>
         <w:t xml:space="preserve">RICHARD: So, overall. We dodged a bullet.</w:t>
       </w:r>
-      <w:r>
-        <w:t xml:space="preserve"> </w:t>
-      </w:r>
-      <w:r>
-        <w:t xml:space="preserve">리처드: 그러니까 전체적으로. 우린 총알을 피했네요.</w:t>
-      </w:r>
-    </w:p>
-    <w:p>
-      <w:pPr>
-        <w:numPr>
-          <w:ilvl w:val="0"/>
-          <w:numId w:val="1003"/>
-        </w:numPr>
+    </w:p>
+    <w:p>
+      <w:pPr>
+        <w:pStyle w:val="BodyText"/>
       </w:pPr>
       <w:r>
         <w:t xml:space="preserve">ELENA: No, Richard. We didn’t dodge a bullet. We stood in front of it. On purpose.</w:t>
       </w:r>
-      <w:r>
-        <w:t xml:space="preserve"> </w:t>
-      </w:r>
-      <w:r>
-        <w:t xml:space="preserve">엘레나: 아니요, 리처드. 총알을 피한 게 아니에요. 일부러 그 앞에 섰죠.</w:t>
-      </w:r>
-    </w:p>
-    <w:p>
-      <w:pPr>
-        <w:numPr>
-          <w:ilvl w:val="0"/>
-          <w:numId w:val="1003"/>
-        </w:numPr>
+    </w:p>
+    <w:p>
+      <w:pPr>
+        <w:pStyle w:val="BodyText"/>
       </w:pPr>
       <w:r>
         <w:t xml:space="preserve">RICHARD: …That’s a better sentence than mine.</w:t>
       </w:r>
-      <w:r>
-        <w:t xml:space="preserve"> </w:t>
-      </w:r>
-      <w:r>
-        <w:t xml:space="preserve">리처드: …내 문장보다 낫네요.</w:t>
-      </w:r>
-    </w:p>
-    <w:p>
-      <w:pPr>
-        <w:numPr>
-          <w:ilvl w:val="0"/>
-          <w:numId w:val="1003"/>
-        </w:numPr>
+    </w:p>
+    <w:p>
+      <w:pPr>
+        <w:pStyle w:val="BodyText"/>
       </w:pPr>
       <w:r>
         <w:t xml:space="preserve">ELAINE: Noah. What’s the one thing you’d do differently?</w:t>
       </w:r>
-      <w:r>
-        <w:t xml:space="preserve"> </w:t>
-      </w:r>
-      <w:r>
-        <w:t xml:space="preserve">일레인: 노아. 다르게 할 한 가지가 뭐예요?</w:t>
-      </w:r>
-    </w:p>
-    <w:p>
-      <w:pPr>
-        <w:numPr>
-          <w:ilvl w:val="0"/>
-          <w:numId w:val="1003"/>
-        </w:numPr>
+    </w:p>
+    <w:p>
+      <w:pPr>
+        <w:pStyle w:val="BodyText"/>
       </w:pPr>
       <w:r>
         <w:t xml:space="preserve">NOAH: Listen to whispers, earlier. Leo’s chart, Pierce’s post, Kyle’s lines. They were all early warnings, and we didn’t always hear them in time. Next time, I want to hear them first.</w:t>
       </w:r>
-      <w:r>
-        <w:t xml:space="preserve"> </w:t>
-      </w:r>
-      <w:r>
-        <w:t xml:space="preserve">노아: 속삭임에 더 일찍 귀 기울이기. 레오의 차트, 피어스의 글, 카일의 대사. 다 조기 경보였는데, 우린 늘 제때 듣지는 못했어요. 다음엔 제가 먼저 듣고 싶어요.</w:t>
-      </w:r>
-    </w:p>
-    <w:p>
-      <w:pPr>
-        <w:numPr>
-          <w:ilvl w:val="0"/>
-          <w:numId w:val="1003"/>
-        </w:numPr>
+    </w:p>
+    <w:p>
+      <w:pPr>
+        <w:pStyle w:val="BodyText"/>
       </w:pPr>
       <w:r>
         <w:t xml:space="preserve">ELAINE: Good answer. Now, Richard. Your questions.</w:t>
       </w:r>
-      <w:r>
-        <w:t xml:space="preserve"> </w:t>
-      </w:r>
-      <w:r>
-        <w:t xml:space="preserve">일레인: 좋은 대답이에요. 자, 리처드. 질문하세요.</w:t>
-      </w:r>
-    </w:p>
-    <w:p>
-      <w:pPr>
-        <w:numPr>
-          <w:ilvl w:val="0"/>
-          <w:numId w:val="1003"/>
-        </w:numPr>
+    </w:p>
+    <w:p>
+      <w:pPr>
+        <w:pStyle w:val="BodyText"/>
       </w:pPr>
       <w:r>
         <w:t xml:space="preserve">RICHARD: One question. What’s the path to a billion? From here?</w:t>
       </w:r>
-      <w:r>
-        <w:t xml:space="preserve"> </w:t>
-      </w:r>
-      <w:r>
-        <w:t xml:space="preserve">리처드: 질문 하나. 10억 달러로 가는 길은요? 여기서부터?</w:t>
-      </w:r>
-    </w:p>
-    <w:p>
-      <w:pPr>
-        <w:numPr>
-          <w:ilvl w:val="0"/>
-          <w:numId w:val="1003"/>
-        </w:numPr>
+    </w:p>
+    <w:p>
+      <w:pPr>
+        <w:pStyle w:val="BodyText"/>
       </w:pPr>
       <w:r>
         <w:t xml:space="preserve">NOAH: More reps. More states. Bigger accounts. Then new products. Then new countries.</w:t>
       </w:r>
-      <w:r>
-        <w:t xml:space="preserve"> </w:t>
-      </w:r>
-      <w:r>
-        <w:t xml:space="preserve">노아: 영업 사원 추가. 더 많은 주. 더 큰 거래처. 그다음 신제품. 그다음 새로운 나라.</w:t>
-      </w:r>
-    </w:p>
-    <w:p>
-      <w:pPr>
-        <w:numPr>
-          <w:ilvl w:val="0"/>
-          <w:numId w:val="1003"/>
-        </w:numPr>
+    </w:p>
+    <w:p>
+      <w:pPr>
+        <w:pStyle w:val="BodyText"/>
       </w:pPr>
       <w:r>
         <w:t xml:space="preserve">RICHARD: In what order? And with what money?</w:t>
       </w:r>
-      <w:r>
-        <w:t xml:space="preserve"> </w:t>
-      </w:r>
-      <w:r>
-        <w:t xml:space="preserve">리처드: 어떤 순서로요? 그리고 무슨 돈으로?</w:t>
-      </w:r>
-    </w:p>
-    <w:p>
-      <w:pPr>
-        <w:numPr>
-          <w:ilvl w:val="0"/>
-          <w:numId w:val="1003"/>
-        </w:numPr>
+    </w:p>
+    <w:p>
+      <w:pPr>
+        <w:pStyle w:val="BodyText"/>
       </w:pPr>
       <w:r>
         <w:t xml:space="preserve">MARCUS: Runway is eighteen months. With revenue. We don’t need money today.</w:t>
       </w:r>
-      <w:r>
-        <w:t xml:space="preserve"> </w:t>
-      </w:r>
-      <w:r>
-        <w:t xml:space="preserve">마커스: 런웨이는 18개월. 매출 포함. 오늘 당장 돈이 필요하진 않아요.</w:t>
-      </w:r>
-    </w:p>
-    <w:p>
-      <w:pPr>
-        <w:numPr>
-          <w:ilvl w:val="0"/>
-          <w:numId w:val="1003"/>
-        </w:numPr>
+    </w:p>
+    <w:p>
+      <w:pPr>
+        <w:pStyle w:val="BodyText"/>
       </w:pPr>
       <w:r>
         <w:t xml:space="preserve">RICHARD: Raise money when you don’t need it. I’ve said that before.</w:t>
       </w:r>
-      <w:r>
-        <w:t xml:space="preserve"> </w:t>
-      </w:r>
-      <w:r>
-        <w:t xml:space="preserve">리처드: 필요 없을 때 돈을 모으세요. 전에도 말했죠.</w:t>
-      </w:r>
-    </w:p>
-    <w:p>
-      <w:pPr>
-        <w:numPr>
-          <w:ilvl w:val="0"/>
-          <w:numId w:val="1003"/>
-        </w:numPr>
+    </w:p>
+    <w:p>
+      <w:pPr>
+        <w:pStyle w:val="BodyText"/>
       </w:pPr>
       <w:r>
         <w:t xml:space="preserve">ZOE: It’s ten o’clock. Halvern is live.</w:t>
-      </w:r>
-      <w:r>
-        <w:t xml:space="preserve"> </w:t>
-      </w:r>
-      <w:r>
-        <w:t xml:space="preserve">조이: 10시예요. 할번 생중계 시작했어요.</w:t>
       </w:r>
     </w:p>
     <w:bookmarkEnd w:id="23"/>
@@ -1755,112 +1005,55 @@
     </w:p>
     <w:p>
       <w:pPr>
-        <w:numPr>
-          <w:ilvl w:val="0"/>
-          <w:numId w:val="1004"/>
-        </w:numPr>
+        <w:pStyle w:val="FirstParagraph"/>
       </w:pPr>
       <w:r>
         <w:t xml:space="preserve">TOM: Good morning. Today, Halvern introduces Lumaderm Flex. The filler with flexibility.</w:t>
       </w:r>
-      <w:r>
-        <w:t xml:space="preserve"> </w:t>
-      </w:r>
-      <w:r>
-        <w:t xml:space="preserve">톰: 좋은 아침입니다. 오늘 할번은 루마덤 플렉스를 소개합니다. 유연성을 갖춘 필러.</w:t>
-      </w:r>
-    </w:p>
-    <w:p>
-      <w:pPr>
-        <w:numPr>
-          <w:ilvl w:val="0"/>
-          <w:numId w:val="1004"/>
-        </w:numPr>
+    </w:p>
+    <w:p>
+      <w:pPr>
+        <w:pStyle w:val="BodyText"/>
       </w:pPr>
       <w:r>
         <w:t xml:space="preserve">ZOE: Here it comes.</w:t>
       </w:r>
-      <w:r>
-        <w:t xml:space="preserve"> </w:t>
-      </w:r>
-      <w:r>
-        <w:t xml:space="preserve">조이: 온다.</w:t>
-      </w:r>
-    </w:p>
-    <w:p>
-      <w:pPr>
-        <w:numPr>
-          <w:ilvl w:val="0"/>
-          <w:numId w:val="1004"/>
-        </w:numPr>
+    </w:p>
+    <w:p>
+      <w:pPr>
+        <w:pStyle w:val="BodyText"/>
       </w:pPr>
       <w:r>
         <w:t xml:space="preserve">TOM: Lumaderm results. Plus faster dissolution. Two point five times. In our clinical study.</w:t>
       </w:r>
-      <w:r>
-        <w:t xml:space="preserve"> </w:t>
-      </w:r>
-      <w:r>
-        <w:t xml:space="preserve">톰: 루마덤의 효과. 거기에 더 빠른 용해. 2.5배. 저희 임상 연구에서.</w:t>
-      </w:r>
-    </w:p>
-    <w:p>
-      <w:pPr>
-        <w:numPr>
-          <w:ilvl w:val="0"/>
-          <w:numId w:val="1004"/>
-        </w:numPr>
+    </w:p>
+    <w:p>
+      <w:pPr>
+        <w:pStyle w:val="BodyText"/>
       </w:pPr>
       <w:r>
         <w:t xml:space="preserve">PRIYA: Two point five. Lower than ours. But close.</w:t>
       </w:r>
-      <w:r>
-        <w:t xml:space="preserve"> </w:t>
-      </w:r>
-      <w:r>
-        <w:t xml:space="preserve">프리야: 2.5. 우리보다 낮아. 하지만 가까워.</w:t>
-      </w:r>
-    </w:p>
-    <w:p>
-      <w:pPr>
-        <w:numPr>
-          <w:ilvl w:val="0"/>
-          <w:numId w:val="1004"/>
-        </w:numPr>
+    </w:p>
+    <w:p>
+      <w:pPr>
+        <w:pStyle w:val="BodyText"/>
       </w:pPr>
       <w:r>
         <w:t xml:space="preserve">TOM: And today, we launch Halvern Safe Start. Free emergency training. For every injector.</w:t>
       </w:r>
-      <w:r>
-        <w:t xml:space="preserve"> </w:t>
-      </w:r>
-      <w:r>
-        <w:t xml:space="preserve">톰: 그리고 오늘, 할번 세이프 스타트를 시작합니다. 무료 응급 교육. 모든 시술자에게.</w:t>
-      </w:r>
-    </w:p>
-    <w:p>
-      <w:pPr>
-        <w:numPr>
-          <w:ilvl w:val="0"/>
-          <w:numId w:val="1004"/>
-        </w:numPr>
+    </w:p>
+    <w:p>
+      <w:pPr>
+        <w:pStyle w:val="BodyText"/>
       </w:pPr>
       <w:r>
         <w:t xml:space="preserve">ZOE: That’s ours. That’s literally our module four.</w:t>
       </w:r>
-      <w:r>
-        <w:t xml:space="preserve"> </w:t>
-      </w:r>
-      <w:r>
-        <w:t xml:space="preserve">조이: 그거 우리 거예요. 말 그대로 우리 모듈 4예요.</w:t>
-      </w:r>
-    </w:p>
-    <w:p>
-      <w:pPr>
-        <w:numPr>
-          <w:ilvl w:val="0"/>
-          <w:numId w:val="1004"/>
-        </w:numPr>
+    </w:p>
+    <w:p>
+      <w:pPr>
+        <w:pStyle w:val="BodyText"/>
       </w:pPr>
       <w:r>
         <w:t xml:space="preserve">NOAH:</w:t>
@@ -1883,11 +1076,53 @@
       <w:r>
         <w:t xml:space="preserve">I said that. At AAD. Patients win.</w:t>
       </w:r>
-      <w:r>
-        <w:t xml:space="preserve"> </w:t>
-      </w:r>
-      <w:r>
-        <w:t xml:space="preserve">노아:</w:t>
+    </w:p>
+    <w:p>
+      <w:pPr>
+        <w:pStyle w:val="BodyText"/>
+      </w:pPr>
+      <w:r>
+        <w:t xml:space="preserve">TOM: And the price. Lumaderm Flex will be available at three hundred twenty-nine dollars.</w:t>
+      </w:r>
+    </w:p>
+    <w:p>
+      <w:pPr>
+        <w:pStyle w:val="BodyText"/>
+      </w:pPr>
+      <w:r>
+        <w:t xml:space="preserve">MARCUS: Three twenty-nine. We’re going to four twenty-five.</w:t>
+      </w:r>
+    </w:p>
+    <w:p>
+      <w:pPr>
+        <w:pStyle w:val="BodyText"/>
+      </w:pPr>
+      <w:r>
+        <w:t xml:space="preserve">VICTORIA: Ninety-six dollars cheaper. With a bigger sales force. And a famous brand.</w:t>
+      </w:r>
+    </w:p>
+    <w:p>
+      <w:pPr>
+        <w:pStyle w:val="BodyText"/>
+      </w:pPr>
+      <w:r>
+        <w:t xml:space="preserve">RICHARD: This is the threat I’ve been waiting for.</w:t>
+      </w:r>
+    </w:p>
+    <w:p>
+      <w:pPr>
+        <w:pStyle w:val="BodyText"/>
+      </w:pPr>
+      <w:r>
+        <w:t xml:space="preserve">TOM: Lumaderm Flex. Same trusted name. Now with an exit. Thank you.</w:t>
+      </w:r>
+    </w:p>
+    <w:p>
+      <w:pPr>
+        <w:pStyle w:val="BodyText"/>
+      </w:pPr>
+      <w:r>
+        <w:t xml:space="preserve">ZOE:</w:t>
       </w:r>
       <w:r>
         <w:t xml:space="preserve"> </w:t>
@@ -1896,7 +1131,7 @@
         <w:t xml:space="preserve">“</w:t>
       </w:r>
       <w:r>
-        <w:t xml:space="preserve">그럼 따라 하세요. 부탁드립니다.</w:t>
+        <w:t xml:space="preserve">Now with an exit.</w:t>
       </w:r>
       <w:r>
         <w:t xml:space="preserve">”</w:t>
@@ -1905,103 +1140,31 @@
         <w:t xml:space="preserve"> </w:t>
       </w:r>
       <w:r>
-        <w:t xml:space="preserve">내가 말했죠. AAD에서. 환자들이 이기는 거예요.</w:t>
-      </w:r>
-    </w:p>
-    <w:p>
-      <w:pPr>
-        <w:numPr>
-          <w:ilvl w:val="0"/>
-          <w:numId w:val="1004"/>
-        </w:numPr>
-      </w:pPr>
-      <w:r>
-        <w:t xml:space="preserve">TOM: And the price. Lumaderm Flex will be available at three hundred twenty-nine dollars.</w:t>
-      </w:r>
-      <w:r>
-        <w:t xml:space="preserve"> </w:t>
-      </w:r>
-      <w:r>
-        <w:t xml:space="preserve">톰: 그리고 가격. 루마덤 플렉스는 329달러에 판매됩니다.</w:t>
-      </w:r>
-    </w:p>
-    <w:p>
-      <w:pPr>
-        <w:numPr>
-          <w:ilvl w:val="0"/>
-          <w:numId w:val="1004"/>
-        </w:numPr>
-      </w:pPr>
-      <w:r>
-        <w:t xml:space="preserve">MARCUS: Three twenty-nine. We’re going to four twenty-five.</w:t>
-      </w:r>
-      <w:r>
-        <w:t xml:space="preserve"> </w:t>
-      </w:r>
-      <w:r>
-        <w:t xml:space="preserve">마커스: 329. 우린 425로 가는데.</w:t>
-      </w:r>
-    </w:p>
-    <w:p>
-      <w:pPr>
-        <w:numPr>
-          <w:ilvl w:val="0"/>
-          <w:numId w:val="1004"/>
-        </w:numPr>
-      </w:pPr>
-      <w:r>
-        <w:t xml:space="preserve">VICTORIA: Ninety-six dollars cheaper. With a bigger sales force. And a famous brand.</w:t>
-      </w:r>
-      <w:r>
-        <w:t xml:space="preserve"> </w:t>
-      </w:r>
-      <w:r>
-        <w:t xml:space="preserve">빅토리아: 96달러 더 싸요. 더 큰 영업 조직과. 유명한 브랜드까지.</w:t>
-      </w:r>
-    </w:p>
-    <w:p>
-      <w:pPr>
-        <w:numPr>
-          <w:ilvl w:val="0"/>
-          <w:numId w:val="1004"/>
-        </w:numPr>
-      </w:pPr>
-      <w:r>
-        <w:t xml:space="preserve">RICHARD: This is the threat I’ve been waiting for.</w:t>
-      </w:r>
-      <w:r>
-        <w:t xml:space="preserve"> </w:t>
-      </w:r>
-      <w:r>
-        <w:t xml:space="preserve">리처드: 이게 내가 기다리던 위협이에요.</w:t>
-      </w:r>
-    </w:p>
-    <w:p>
-      <w:pPr>
-        <w:numPr>
-          <w:ilvl w:val="0"/>
-          <w:numId w:val="1004"/>
-        </w:numPr>
-      </w:pPr>
-      <w:r>
-        <w:t xml:space="preserve">TOM: Lumaderm Flex. Same trusted name. Now with an exit. Thank you.</w:t>
-      </w:r>
-      <w:r>
-        <w:t xml:space="preserve"> </w:t>
-      </w:r>
-      <w:r>
-        <w:t xml:space="preserve">톰: 루마덤 플렉스. 믿을 수 있는 같은 이름. 이제 비상구와 함께. 감사합니다.</w:t>
-      </w:r>
-    </w:p>
-    <w:p>
-      <w:pPr>
-        <w:numPr>
-          <w:ilvl w:val="0"/>
-          <w:numId w:val="1004"/>
-        </w:numPr>
-      </w:pPr>
-      <w:r>
-        <w:t xml:space="preserve">ZOE:</w:t>
+        <w:t xml:space="preserve">He’s using our metaphor.</w:t>
+      </w:r>
+    </w:p>
+    <w:p>
+      <w:pPr>
+        <w:pStyle w:val="BodyText"/>
+      </w:pPr>
+      <w:r>
+        <w:t xml:space="preserve">ELENA: A metaphor isn’t patented. Neither is safety.</w:t>
+      </w:r>
+    </w:p>
+    <w:p>
+      <w:pPr>
+        <w:pStyle w:val="BodyText"/>
+      </w:pPr>
+      <w:r>
+        <w:t xml:space="preserve">VICTORIA: Can I offer a different view? A competitor validates the category.</w:t>
+      </w:r>
+    </w:p>
+    <w:p>
+      <w:pPr>
+        <w:pStyle w:val="BodyText"/>
+      </w:pPr>
+      <w:r>
+        <w:t xml:space="preserve">ELENA: Think about it. Last year,</w:t>
       </w:r>
       <w:r>
         <w:t xml:space="preserve"> </w:t>
@@ -2010,7 +1173,7 @@
         <w:t xml:space="preserve">“</w:t>
       </w:r>
       <w:r>
-        <w:t xml:space="preserve">Now with an exit.</w:t>
+        <w:t xml:space="preserve">dissolvable</w:t>
       </w:r>
       <w:r>
         <w:t xml:space="preserve">”</w:t>
@@ -2019,268 +1182,79 @@
         <w:t xml:space="preserve"> </w:t>
       </w:r>
       <w:r>
-        <w:t xml:space="preserve">He’s using our metaphor.</w:t>
-      </w:r>
-      <w:r>
-        <w:t xml:space="preserve"> </w:t>
-      </w:r>
-      <w:r>
-        <w:t xml:space="preserve">조이:</w:t>
-      </w:r>
-      <w:r>
-        <w:t xml:space="preserve"> </w:t>
-      </w:r>
-      <w:r>
-        <w:t xml:space="preserve">“</w:t>
-      </w:r>
-      <w:r>
-        <w:t xml:space="preserve">이제 비상구와 함께.</w:t>
-      </w:r>
-      <w:r>
-        <w:t xml:space="preserve">”</w:t>
-      </w:r>
-      <w:r>
-        <w:t xml:space="preserve"> </w:t>
-      </w:r>
-      <w:r>
-        <w:t xml:space="preserve">우리 비유를 쓰고 있어요.</w:t>
-      </w:r>
-    </w:p>
-    <w:p>
-      <w:pPr>
-        <w:numPr>
-          <w:ilvl w:val="0"/>
-          <w:numId w:val="1004"/>
-        </w:numPr>
-      </w:pPr>
-      <w:r>
-        <w:t xml:space="preserve">ELENA: A metaphor isn’t patented. Neither is safety.</w:t>
-      </w:r>
-      <w:r>
-        <w:t xml:space="preserve"> </w:t>
-      </w:r>
-      <w:r>
-        <w:t xml:space="preserve">엘레나: 비유는 특허가 없어요. 안전도 마찬가지고요.</w:t>
-      </w:r>
-    </w:p>
-    <w:p>
-      <w:pPr>
-        <w:numPr>
-          <w:ilvl w:val="0"/>
-          <w:numId w:val="1004"/>
-        </w:numPr>
-      </w:pPr>
-      <w:r>
-        <w:t xml:space="preserve">VICTORIA: Can I offer a different view? A competitor validates the category.</w:t>
-      </w:r>
-      <w:r>
-        <w:t xml:space="preserve"> </w:t>
-      </w:r>
-      <w:r>
-        <w:t xml:space="preserve">빅토리아: 다른 관점을 말해도 될까요? 경쟁자는 시장을 입증해 줘요.</w:t>
-      </w:r>
-    </w:p>
-    <w:p>
-      <w:pPr>
-        <w:numPr>
-          <w:ilvl w:val="0"/>
-          <w:numId w:val="1004"/>
-        </w:numPr>
-      </w:pPr>
-      <w:r>
-        <w:t xml:space="preserve">ELENA: Think about it. Last year,</w:t>
-      </w:r>
-      <w:r>
-        <w:t xml:space="preserve"> </w:t>
-      </w:r>
-      <w:r>
-        <w:t xml:space="preserve">“</w:t>
-      </w:r>
-      <w:r>
-        <w:t xml:space="preserve">dissolvable</w:t>
-      </w:r>
-      <w:r>
-        <w:t xml:space="preserve">”</w:t>
-      </w:r>
-      <w:r>
-        <w:t xml:space="preserve"> </w:t>
-      </w:r>
-      <w:r>
         <w:t xml:space="preserve">was our idea, and nobody else was talking about it. Today, it’s an industry standard. Halvern copying us means we were right.</w:t>
       </w:r>
-      <w:r>
-        <w:t xml:space="preserve"> </w:t>
-      </w:r>
-      <w:r>
-        <w:t xml:space="preserve">엘레나: 생각해 봐요. 작년엔</w:t>
-      </w:r>
-      <w:r>
-        <w:t xml:space="preserve"> </w:t>
-      </w:r>
-      <w:r>
-        <w:t xml:space="preserve">“</w:t>
-      </w:r>
-      <w:r>
-        <w:t xml:space="preserve">녹일 수 있는</w:t>
-      </w:r>
-      <w:r>
-        <w:t xml:space="preserve">”</w:t>
-      </w:r>
-      <w:r>
-        <w:t xml:space="preserve">이 우리 아이디어였고, 아무도 그 얘기를 안 했어요. 오늘은 업계 표준이에요. 할번이 우릴 따라 한다는 건 우리가 옳았다는 뜻이에요.</w:t>
-      </w:r>
-    </w:p>
-    <w:p>
-      <w:pPr>
-        <w:numPr>
-          <w:ilvl w:val="0"/>
-          <w:numId w:val="1004"/>
-        </w:numPr>
+    </w:p>
+    <w:p>
+      <w:pPr>
+        <w:pStyle w:val="BodyText"/>
       </w:pPr>
       <w:r>
         <w:t xml:space="preserve">ELAINE: Then the question is simple. Why Veyra? When Flex is cheaper?</w:t>
       </w:r>
-      <w:r>
-        <w:t xml:space="preserve"> </w:t>
-      </w:r>
-      <w:r>
-        <w:t xml:space="preserve">일레인: 그럼 질문은 간단해요. 플렉스가 더 싼데 왜 베이라죠?</w:t>
-      </w:r>
-    </w:p>
-    <w:p>
-      <w:pPr>
-        <w:numPr>
-          <w:ilvl w:val="0"/>
-          <w:numId w:val="1004"/>
-        </w:numPr>
+    </w:p>
+    <w:p>
+      <w:pPr>
+        <w:pStyle w:val="BodyText"/>
       </w:pPr>
       <w:r>
         <w:t xml:space="preserve">NOAH: Faster. Proven head-to-head. Training before every order. And a company that recalls itself.</w:t>
       </w:r>
-      <w:r>
-        <w:t xml:space="preserve"> </w:t>
-      </w:r>
-      <w:r>
-        <w:t xml:space="preserve">노아: 더 빠름. 1:1 비교로 입증. 모든 주문 전 교육. 그리고 스스로 회수하는 회사.</w:t>
-      </w:r>
-    </w:p>
-    <w:p>
-      <w:pPr>
-        <w:numPr>
-          <w:ilvl w:val="0"/>
-          <w:numId w:val="1004"/>
-        </w:numPr>
+    </w:p>
+    <w:p>
+      <w:pPr>
+        <w:pStyle w:val="BodyText"/>
       </w:pPr>
       <w:r>
         <w:t xml:space="preserve">RICHARD: That’s a good story, I admit. But stories don’t beat ninety-six dollars forever. Clinics have budgets, and sooner or later, someone in purchasing will just compare the two prices.</w:t>
       </w:r>
-      <w:r>
-        <w:t xml:space="preserve"> </w:t>
-      </w:r>
-      <w:r>
-        <w:t xml:space="preserve">리처드: 좋은 이야기인 건 인정해요. 하지만 이야기가 96달러를 영원히 이기진 못해요. 병원에도 예산이 있고, 조만간 구매 담당 누군가가 그냥 두 가격을 비교할 거예요.</w:t>
-      </w:r>
-    </w:p>
-    <w:p>
-      <w:pPr>
-        <w:numPr>
-          <w:ilvl w:val="0"/>
-          <w:numId w:val="1004"/>
-        </w:numPr>
+    </w:p>
+    <w:p>
+      <w:pPr>
+        <w:pStyle w:val="BodyText"/>
       </w:pPr>
       <w:r>
         <w:t xml:space="preserve">NOAH: Then we need scale. More reps. Bigger accounts. Fast.</w:t>
       </w:r>
-      <w:r>
-        <w:t xml:space="preserve"> </w:t>
-      </w:r>
-      <w:r>
-        <w:t xml:space="preserve">노아: 그럼 규모가 필요해요. 더 많은 영업 사원. 더 큰 거래처. 빠르게.</w:t>
-      </w:r>
-    </w:p>
-    <w:p>
-      <w:pPr>
-        <w:numPr>
-          <w:ilvl w:val="0"/>
-          <w:numId w:val="1004"/>
-        </w:numPr>
+    </w:p>
+    <w:p>
+      <w:pPr>
+        <w:pStyle w:val="BodyText"/>
       </w:pPr>
       <w:r>
         <w:t xml:space="preserve">RICHARD: Which means money. Series B. Nine months. Eighty million.</w:t>
       </w:r>
-      <w:r>
-        <w:t xml:space="preserve"> </w:t>
-      </w:r>
-      <w:r>
-        <w:t xml:space="preserve">리처드: 그건 돈을 뜻하죠. 시리즈 B. 9개월. 8천만 달러.</w:t>
-      </w:r>
-    </w:p>
-    <w:p>
-      <w:pPr>
-        <w:numPr>
-          <w:ilvl w:val="0"/>
-          <w:numId w:val="1004"/>
-        </w:numPr>
+    </w:p>
+    <w:p>
+      <w:pPr>
+        <w:pStyle w:val="BodyText"/>
       </w:pPr>
       <w:r>
         <w:t xml:space="preserve">ELAINE: Eighty? That’s ambitious.</w:t>
       </w:r>
-      <w:r>
-        <w:t xml:space="preserve"> </w:t>
-      </w:r>
-      <w:r>
-        <w:t xml:space="preserve">일레인: 8천이요? 야심 차네요.</w:t>
-      </w:r>
-    </w:p>
-    <w:p>
-      <w:pPr>
-        <w:numPr>
-          <w:ilvl w:val="0"/>
-          <w:numId w:val="1004"/>
-        </w:numPr>
+    </w:p>
+    <w:p>
+      <w:pPr>
+        <w:pStyle w:val="BodyText"/>
       </w:pPr>
       <w:r>
         <w:t xml:space="preserve">RICHARD: Halvern just raised the stakes. They have the money, the reps, and now a cheaper product. Either we match them, or we shrink. There’s no comfortable middle.</w:t>
       </w:r>
-      <w:r>
-        <w:t xml:space="preserve"> </w:t>
-      </w:r>
-      <w:r>
-        <w:t xml:space="preserve">리처드: 할번이 판돈을 올렸어요. 돈도 있고, 영업 사원도 있고, 이제 더 싼 제품까지 있죠. 우리가 맞추든가, 쪼그라들든가. 편안한 중간은 없어요.</w:t>
-      </w:r>
-    </w:p>
-    <w:p>
-      <w:pPr>
-        <w:numPr>
-          <w:ilvl w:val="0"/>
-          <w:numId w:val="1004"/>
-        </w:numPr>
+    </w:p>
+    <w:p>
+      <w:pPr>
+        <w:pStyle w:val="BodyText"/>
       </w:pPr>
       <w:r>
         <w:t xml:space="preserve">NOAH: Nine months.</w:t>
       </w:r>
-      <w:r>
-        <w:t xml:space="preserve"> </w:t>
-      </w:r>
-      <w:r>
-        <w:t xml:space="preserve">노아: 9개월.</w:t>
-      </w:r>
-    </w:p>
-    <w:p>
-      <w:pPr>
-        <w:numPr>
-          <w:ilvl w:val="0"/>
-          <w:numId w:val="1004"/>
-        </w:numPr>
+    </w:p>
+    <w:p>
+      <w:pPr>
+        <w:pStyle w:val="BodyText"/>
       </w:pPr>
       <w:r>
         <w:t xml:space="preserve">RICHARD: The clock is ticking, Noah. Starting today.</w:t>
-      </w:r>
-      <w:r>
-        <w:t xml:space="preserve"> </w:t>
-      </w:r>
-      <w:r>
-        <w:t xml:space="preserve">리처드: 시계가 돌고 있어요, 노아. 오늘부터.</w:t>
       </w:r>
     </w:p>
     <w:bookmarkEnd w:id="24"/>
@@ -2295,112 +1269,55 @@
     </w:p>
     <w:p>
       <w:pPr>
-        <w:numPr>
-          <w:ilvl w:val="0"/>
-          <w:numId w:val="1005"/>
-        </w:numPr>
+        <w:pStyle w:val="FirstParagraph"/>
       </w:pPr>
       <w:r>
         <w:t xml:space="preserve">ROSIE: Well, look who’s back. The four of you. Same booth. Meatloaf?</w:t>
       </w:r>
-      <w:r>
-        <w:t xml:space="preserve"> </w:t>
-      </w:r>
-      <w:r>
-        <w:t xml:space="preserve">로지: 어머, 누가 돌아왔나 봐. 네 사람. 같은 자리. 미트로프?</w:t>
-      </w:r>
-    </w:p>
-    <w:p>
-      <w:pPr>
-        <w:numPr>
-          <w:ilvl w:val="0"/>
-          <w:numId w:val="1005"/>
-        </w:numPr>
+    </w:p>
+    <w:p>
+      <w:pPr>
+        <w:pStyle w:val="BodyText"/>
       </w:pPr>
       <w:r>
         <w:t xml:space="preserve">MARCUS: Four meatloaves, Rosie. And pecan pie. It’s been a while.</w:t>
       </w:r>
-      <w:r>
-        <w:t xml:space="preserve"> </w:t>
-      </w:r>
-      <w:r>
-        <w:t xml:space="preserve">마커스: 미트로프 넷, 로지. 그리고 피칸 파이. 오랜만이네요.</w:t>
-      </w:r>
-    </w:p>
-    <w:p>
-      <w:pPr>
-        <w:numPr>
-          <w:ilvl w:val="0"/>
-          <w:numId w:val="1005"/>
-        </w:numPr>
+    </w:p>
+    <w:p>
+      <w:pPr>
+        <w:pStyle w:val="BodyText"/>
       </w:pPr>
       <w:r>
         <w:t xml:space="preserve">PRIYA: More than four years. Since the first time. Marcus said yes here.</w:t>
       </w:r>
-      <w:r>
-        <w:t xml:space="preserve"> </w:t>
-      </w:r>
-      <w:r>
-        <w:t xml:space="preserve">프리야: 4년도 넘었어요. 처음 온 지. 마커스가 여기서 승낙했잖아요.</w:t>
-      </w:r>
-    </w:p>
-    <w:p>
-      <w:pPr>
-        <w:numPr>
-          <w:ilvl w:val="0"/>
-          <w:numId w:val="1005"/>
-        </w:numPr>
+    </w:p>
+    <w:p>
+      <w:pPr>
+        <w:pStyle w:val="BodyText"/>
       </w:pPr>
       <w:r>
         <w:t xml:space="preserve">ELENA: And now look at us. We have a product, a recall behind us, a competitor copying us, and a board. Four years ago, we just had this booth and an idea.</w:t>
       </w:r>
-      <w:r>
-        <w:t xml:space="preserve"> </w:t>
-      </w:r>
-      <w:r>
-        <w:t xml:space="preserve">엘레나: 그리고 지금 우릴 봐요. 제품이 있고, 회수도 지나왔고, 우릴 따라 하는 경쟁자도 있고, 이사회도 있어요. 4년 전엔 이 자리와 아이디어 하나뿐이었는데.</w:t>
-      </w:r>
-    </w:p>
-    <w:p>
-      <w:pPr>
-        <w:numPr>
-          <w:ilvl w:val="0"/>
-          <w:numId w:val="1005"/>
-        </w:numPr>
+    </w:p>
+    <w:p>
+      <w:pPr>
+        <w:pStyle w:val="BodyText"/>
       </w:pPr>
       <w:r>
         <w:t xml:space="preserve">NOAH: And trust. That’s the one thing we kept.</w:t>
       </w:r>
-      <w:r>
-        <w:t xml:space="preserve"> </w:t>
-      </w:r>
-      <w:r>
-        <w:t xml:space="preserve">노아: 그리고 신뢰. 그게 우리가 지킨 한 가지예요.</w:t>
-      </w:r>
-    </w:p>
-    <w:p>
-      <w:pPr>
-        <w:numPr>
-          <w:ilvl w:val="0"/>
-          <w:numId w:val="1005"/>
-        </w:numPr>
+    </w:p>
+    <w:p>
+      <w:pPr>
+        <w:pStyle w:val="BodyText"/>
       </w:pPr>
       <w:r>
         <w:t xml:space="preserve">MARCUS: Tom just texted you. I saw your face.</w:t>
       </w:r>
-      <w:r>
-        <w:t xml:space="preserve"> </w:t>
-      </w:r>
-      <w:r>
-        <w:t xml:space="preserve">마커스: 톰이 방금 문자했지. 네 얼굴 봤어.</w:t>
-      </w:r>
-    </w:p>
-    <w:p>
-      <w:pPr>
-        <w:numPr>
-          <w:ilvl w:val="0"/>
-          <w:numId w:val="1005"/>
-        </w:numPr>
+    </w:p>
+    <w:p>
+      <w:pPr>
+        <w:pStyle w:val="BodyText"/>
       </w:pPr>
       <w:r>
         <w:t xml:space="preserve">NOAH:</w:t>
@@ -2417,159 +1334,69 @@
       <w:r>
         <w:t xml:space="preserve">”</w:t>
       </w:r>
-      <w:r>
-        <w:t xml:space="preserve"> </w:t>
-      </w:r>
-      <w:r>
-        <w:t xml:space="preserve">노아:</w:t>
-      </w:r>
-      <w:r>
-        <w:t xml:space="preserve"> </w:t>
-      </w:r>
-      <w:r>
-        <w:t xml:space="preserve">“</w:t>
-      </w:r>
-      <w:r>
-        <w:t xml:space="preserve">가격 전쟁에 온 걸 환영해. 개인적인 감정은 없어.</w:t>
-      </w:r>
-      <w:r>
-        <w:t xml:space="preserve">”</w:t>
-      </w:r>
-    </w:p>
-    <w:p>
-      <w:pPr>
-        <w:numPr>
-          <w:ilvl w:val="0"/>
-          <w:numId w:val="1005"/>
-        </w:numPr>
+    </w:p>
+    <w:p>
+      <w:pPr>
+        <w:pStyle w:val="BodyText"/>
       </w:pPr>
       <w:r>
         <w:t xml:space="preserve">ELENA: Are we going to cut our price?</w:t>
       </w:r>
-      <w:r>
-        <w:t xml:space="preserve"> </w:t>
-      </w:r>
-      <w:r>
-        <w:t xml:space="preserve">엘레나: 우리 가격을 내릴 거예요?</w:t>
-      </w:r>
-    </w:p>
-    <w:p>
-      <w:pPr>
-        <w:numPr>
-          <w:ilvl w:val="0"/>
-          <w:numId w:val="1005"/>
-        </w:numPr>
+    </w:p>
+    <w:p>
+      <w:pPr>
+        <w:pStyle w:val="BodyText"/>
       </w:pPr>
       <w:r>
         <w:t xml:space="preserve">NOAH: Not tonight. Tonight, we eat meatloaf.</w:t>
       </w:r>
-      <w:r>
-        <w:t xml:space="preserve"> </w:t>
-      </w:r>
-      <w:r>
-        <w:t xml:space="preserve">노아: 오늘 밤은 아니에요. 오늘 밤엔 미트로프를 먹어요.</w:t>
-      </w:r>
-    </w:p>
-    <w:p>
-      <w:pPr>
-        <w:numPr>
-          <w:ilvl w:val="0"/>
-          <w:numId w:val="1005"/>
-        </w:numPr>
+    </w:p>
+    <w:p>
+      <w:pPr>
+        <w:pStyle w:val="BodyText"/>
       </w:pPr>
       <w:r>
         <w:t xml:space="preserve">PRIYA: And tomorrow?</w:t>
       </w:r>
-      <w:r>
-        <w:t xml:space="preserve"> </w:t>
-      </w:r>
-      <w:r>
-        <w:t xml:space="preserve">프리야: 그리고 내일은?</w:t>
-      </w:r>
-    </w:p>
-    <w:p>
-      <w:pPr>
-        <w:numPr>
-          <w:ilvl w:val="0"/>
-          <w:numId w:val="1005"/>
-        </w:numPr>
+    </w:p>
+    <w:p>
+      <w:pPr>
+        <w:pStyle w:val="BodyText"/>
       </w:pPr>
       <w:r>
         <w:t xml:space="preserve">NOAH: Tomorrow, we grow. More reps, more channels. Here’s the thing. I’m not the best seller in this company, so we need a sales leader who’s better than me.</w:t>
       </w:r>
-      <w:r>
-        <w:t xml:space="preserve"> </w:t>
-      </w:r>
-      <w:r>
-        <w:t xml:space="preserve">노아: 내일은 성장해요. 영업 사원 더, 채널 더. 중요한 건 이거야. 난 이 회사 최고의 영업맨이 아니야. 그러니까 나보다 나은 영업 리더가 필요해.</w:t>
-      </w:r>
-    </w:p>
-    <w:p>
-      <w:pPr>
-        <w:numPr>
-          <w:ilvl w:val="0"/>
-          <w:numId w:val="1005"/>
-        </w:numPr>
+    </w:p>
+    <w:p>
+      <w:pPr>
+        <w:pStyle w:val="BodyText"/>
       </w:pPr>
       <w:r>
         <w:t xml:space="preserve">MARCUS: Better than you? That’s a low bar.</w:t>
       </w:r>
-      <w:r>
-        <w:t xml:space="preserve"> </w:t>
-      </w:r>
-      <w:r>
-        <w:t xml:space="preserve">마커스: 너보다 나은? 기준이 낮네.</w:t>
-      </w:r>
-    </w:p>
-    <w:p>
-      <w:pPr>
-        <w:numPr>
-          <w:ilvl w:val="0"/>
-          <w:numId w:val="1005"/>
-        </w:numPr>
+    </w:p>
+    <w:p>
+      <w:pPr>
+        <w:pStyle w:val="BodyText"/>
       </w:pPr>
       <w:r>
         <w:t xml:space="preserve">NOAH: I failed a role play in ten seconds. I know.</w:t>
       </w:r>
-      <w:r>
-        <w:t xml:space="preserve"> </w:t>
-      </w:r>
-      <w:r>
-        <w:t xml:space="preserve">노아: 롤플레이에서 10초 만에 떨어졌잖아. 알아.</w:t>
-      </w:r>
-    </w:p>
-    <w:p>
-      <w:pPr>
-        <w:numPr>
-          <w:ilvl w:val="0"/>
-          <w:numId w:val="1005"/>
-        </w:numPr>
+    </w:p>
+    <w:p>
+      <w:pPr>
+        <w:pStyle w:val="BodyText"/>
       </w:pPr>
       <w:r>
         <w:t xml:space="preserve">ROSIE: Four meatloaves. Pie’s on the house. Whatever you’re building, it looks like it’s working.</w:t>
       </w:r>
-      <w:r>
-        <w:t xml:space="preserve"> </w:t>
-      </w:r>
-      <w:r>
-        <w:t xml:space="preserve">로지: 미트로프 넷. 파이는 서비스. 뭘 만들든, 잘되고 있는 것 같네.</w:t>
-      </w:r>
-    </w:p>
-    <w:p>
-      <w:pPr>
-        <w:numPr>
-          <w:ilvl w:val="0"/>
-          <w:numId w:val="1005"/>
-        </w:numPr>
+    </w:p>
+    <w:p>
+      <w:pPr>
+        <w:pStyle w:val="BodyText"/>
       </w:pPr>
       <w:r>
         <w:t xml:space="preserve">ELENA: It’s working, Rosie. Now it has to grow.</w:t>
-      </w:r>
-      <w:r>
-        <w:t xml:space="preserve"> </w:t>
-      </w:r>
-      <w:r>
-        <w:t xml:space="preserve">엘레나: 잘되고 있어요, 로지. 이제 자라야 해요.</w:t>
       </w:r>
     </w:p>
     <w:p>
@@ -2710,7 +1537,7 @@
               <w:jc w:val="left"/>
             </w:pPr>
             <w:r>
-              <w:t xml:space="preserve">15턴. 이사회 보고의 순서.</w:t>
+              <w:t xml:space="preserve">도입. 이사회 보고의 순서.</w:t>
             </w:r>
           </w:p>
         </w:tc>
@@ -2760,7 +1587,7 @@
               <w:jc w:val="left"/>
             </w:pPr>
             <w:r>
-              <w:t xml:space="preserve">18턴. 부진 실적을 이유와 함께 정직하게 보고하기.</w:t>
+              <w:t xml:space="preserve">장면1. 부진 실적을 이유와 함께 정직하게 보고하기.</w:t>
             </w:r>
           </w:p>
         </w:tc>
@@ -2810,7 +1637,7 @@
               <w:jc w:val="left"/>
             </w:pPr>
             <w:r>
-              <w:t xml:space="preserve">33턴. 사전 공지한 가격 정책을 지킨 것에 대한 평가.</w:t>
+              <w:t xml:space="preserve">장면1. 사전 공지한 가격 정책을 지킨 것에 대한 평가.</w:t>
             </w:r>
           </w:p>
         </w:tc>
@@ -2860,7 +1687,7 @@
               <w:jc w:val="left"/>
             </w:pPr>
             <w:r>
-              <w:t xml:space="preserve">35턴. 위험이 끝났는지 묻는 관용 표현.</w:t>
+              <w:t xml:space="preserve">장면1. 위험이 끝났는지 묻는 관용 표현.</w:t>
             </w:r>
           </w:p>
         </w:tc>
@@ -2910,7 +1737,7 @@
               <w:jc w:val="left"/>
             </w:pPr>
             <w:r>
-              <w:t xml:space="preserve">45~73턴. 프로젝트·위기 후 회고.</w:t>
+              <w:t xml:space="preserve">장면1. 프로젝트·위기 후 회고.</w:t>
             </w:r>
           </w:p>
         </w:tc>
@@ -2960,7 +1787,7 @@
               <w:jc w:val="left"/>
             </w:pPr>
             <w:r>
-              <w:t xml:space="preserve">60턴. 파트너 관계의 전략적 가치.</w:t>
+              <w:t xml:space="preserve">장면2. 파트너 관계의 전략적 가치.</w:t>
             </w:r>
           </w:p>
         </w:tc>
@@ -3010,7 +1837,7 @@
               <w:jc w:val="left"/>
             </w:pPr>
             <w:r>
-              <w:t xml:space="preserve">69턴. 위기를 간신히 넘겼을 때.</w:t>
+              <w:t xml:space="preserve">장면2. 위기를 간신히 넘겼을 때.</w:t>
             </w:r>
           </w:p>
         </w:tc>
@@ -3060,7 +1887,7 @@
               <w:jc w:val="left"/>
             </w:pPr>
             <w:r>
-              <w:t xml:space="preserve">70턴. 회피가 아니라 정면 대응이었다는 재해석.</w:t>
+              <w:t xml:space="preserve">장면2. 회피가 아니라 정면 대응이었다는 재해석.</w:t>
             </w:r>
           </w:p>
         </w:tc>
@@ -3110,7 +1937,7 @@
               <w:jc w:val="left"/>
             </w:pPr>
             <w:r>
-              <w:t xml:space="preserve">95턴. 경쟁 진입을 긍정적으로 해석하는 투자자 관점.</w:t>
+              <w:t xml:space="preserve">절정·전환. 경쟁 진입을 긍정적으로 해석하는 투자자 관점.</w:t>
             </w:r>
           </w:p>
         </w:tc>
@@ -3160,7 +1987,7 @@
               <w:jc w:val="left"/>
             </w:pPr>
             <w:r>
-              <w:t xml:space="preserve">105턴. 마감 압박을 알리는 표현.</w:t>
+              <w:t xml:space="preserve">절정·전환. 마감 압박을 알리는 표현.</w:t>
             </w:r>
           </w:p>
         </w:tc>
@@ -3935,7 +2762,7 @@
           <w:bCs/>
           <w:b/>
         </w:rPr>
-        <w:t xml:space="preserve">18턴 NOAH:</w:t>
+        <w:t xml:space="preserve">NOAH (장면1):</w:t>
       </w:r>
       <w:r>
         <w:t xml:space="preserve"> </w:t>
@@ -4224,9 +3051,1129 @@
         <w:t xml:space="preserve">목표에 못 미친 분기 실적을 상사에게 보고하며, 같은 구조로 30단어 안팎으로 말해 보기.</w:t>
       </w:r>
     </w:p>
+    <w:p>
+      <w:r>
+        <w:pict>
+          <v:rect style="width:0;height:1.5pt" o:hralign="center" o:hrstd="t" o:hr="t"/>
+        </w:pict>
+      </w:r>
+    </w:p>
     <w:bookmarkEnd w:id="30"/>
     <w:bookmarkEnd w:id="31"/>
+    <w:bookmarkStart w:id="37" w:name="한국어-번역"/>
+    <w:p>
+      <w:pPr>
+        <w:pStyle w:val="Heading2"/>
+      </w:pPr>
+      <w:r>
+        <w:t xml:space="preserve">한국어 번역</w:t>
+      </w:r>
+    </w:p>
+    <w:bookmarkStart w:id="32" w:name="도입-오전-8시-이사회-직전-1"/>
+    <w:p>
+      <w:pPr>
+        <w:pStyle w:val="Heading3"/>
+      </w:pPr>
+      <w:r>
+        <w:t xml:space="preserve">도입 — 오전 8시, 이사회 직전</w:t>
+      </w:r>
+    </w:p>
+    <w:p>
+      <w:pPr>
+        <w:pStyle w:val="FirstParagraph"/>
+      </w:pPr>
+      <w:r>
+        <w:t xml:space="preserve">조이: 할번 기자회견이 10시에 시작해요. 생중계로.</w:t>
+      </w:r>
+    </w:p>
+    <w:p>
+      <w:pPr>
+        <w:pStyle w:val="BodyText"/>
+      </w:pPr>
+      <w:r>
+        <w:t xml:space="preserve">노아: 우리 이사회 도중에. 당연하죠.</w:t>
+      </w:r>
+    </w:p>
+    <w:p>
+      <w:pPr>
+        <w:pStyle w:val="BodyText"/>
+      </w:pPr>
+      <w:r>
+        <w:t xml:space="preserve">마커스: 톰이 날짜를 고른 거야. 내 트럭을 걸 수 있어.</w:t>
+      </w:r>
+    </w:p>
+    <w:p>
+      <w:pPr>
+        <w:pStyle w:val="BodyText"/>
+      </w:pPr>
+      <w:r>
+        <w:t xml:space="preserve">프리야: 우리 봐야 해? 생으로?</w:t>
+      </w:r>
+    </w:p>
+    <w:p>
+      <w:pPr>
+        <w:pStyle w:val="BodyText"/>
+      </w:pPr>
+      <w:r>
+        <w:t xml:space="preserve">노아: 응. 다 같이, 이사회랑. 우리끼리 보고 나중에 보고하면, 이사회한테 뭔가 숨기는 것처럼 보여. 놀랄 일은 없게. 할번한테서라도.</w:t>
+      </w:r>
+    </w:p>
+    <w:p>
+      <w:pPr>
+        <w:pStyle w:val="BodyText"/>
+      </w:pPr>
+      <w:r>
+        <w:t xml:space="preserve">엘레나: 뭘 발표할 것 같아요?</w:t>
+      </w:r>
+    </w:p>
+    <w:p>
+      <w:pPr>
+        <w:pStyle w:val="BodyText"/>
+      </w:pPr>
+      <w:r>
+        <w:t xml:space="preserve">프리야: 루마덤 플렉스. 2주 전에 승인 났어. 자체 용해 데이터로.</w:t>
+      </w:r>
+    </w:p>
+    <w:p>
+      <w:pPr>
+        <w:pStyle w:val="BodyText"/>
+      </w:pPr>
+      <w:r>
+        <w:t xml:space="preserve">마커스: 그리고 가격. 그게 무서워.</w:t>
+      </w:r>
+    </w:p>
+    <w:p>
+      <w:pPr>
+        <w:pStyle w:val="BodyText"/>
+      </w:pPr>
+      <w:r>
+        <w:t xml:space="preserve">일레인: 좋은 아침, 여러분. 페이스트리 가져왔어요. 이사회엔 설탕이 필요해요.</w:t>
+      </w:r>
+    </w:p>
+    <w:p>
+      <w:pPr>
+        <w:pStyle w:val="BodyText"/>
+      </w:pPr>
+      <w:r>
+        <w:t xml:space="preserve">리처드: 그리고 난 질문을 가져왔어요. 이사회엔 그게 더 필요하죠.</w:t>
+      </w:r>
+    </w:p>
+    <w:p>
+      <w:pPr>
+        <w:pStyle w:val="BodyText"/>
+      </w:pPr>
+      <w:r>
+        <w:t xml:space="preserve">빅토리아: 빅토리아 레인. 좋은 아침. 노아, 잠은 어떻게 자요?</w:t>
+      </w:r>
+    </w:p>
+    <w:p>
+      <w:pPr>
+        <w:pStyle w:val="BodyText"/>
+      </w:pPr>
+      <w:r>
+        <w:t xml:space="preserve">노아: 6월보다는 나아요.</w:t>
+      </w:r>
+    </w:p>
+    <w:p>
+      <w:pPr>
+        <w:pStyle w:val="BodyText"/>
+      </w:pPr>
+      <w:r>
+        <w:t xml:space="preserve">빅토리아: 6월은 회수 때였죠. 그럴 만해요.</w:t>
+      </w:r>
+    </w:p>
+    <w:p>
+      <w:pPr>
+        <w:pStyle w:val="BodyText"/>
+      </w:pPr>
+      <w:r>
+        <w:t xml:space="preserve">일레인: 시작하죠. 노아, 출시 6개월. 이야기를 해 줘요. 그다음 숫자.</w:t>
+      </w:r>
+    </w:p>
+    <w:p>
+      <w:pPr>
+        <w:pStyle w:val="BodyText"/>
+      </w:pPr>
+      <w:r>
+        <w:t xml:space="preserve">노아: 숫자 먼저요. 그다음 이야기. 올해 그걸 배웠어요. 숫자 없는 좋은 이야기는 변명처럼 들리고, 이사회는 감정보다 사실을 먼저 들을 자격이 있어요.</w:t>
+      </w:r>
+    </w:p>
     <w:bookmarkEnd w:id="32"/>
+    <w:bookmarkStart w:id="33" w:name="장면1-이사회-보고-1"/>
+    <w:p>
+      <w:pPr>
+        <w:pStyle w:val="Heading3"/>
+      </w:pPr>
+      <w:r>
+        <w:t xml:space="preserve">장면1 — 이사회 보고</w:t>
+      </w:r>
+    </w:p>
+    <w:p>
+      <w:pPr>
+        <w:pStyle w:val="FirstParagraph"/>
+      </w:pPr>
+      <w:r>
+        <w:t xml:space="preserve">노아: 6개월. 주사기 2만 4,600개 판매.</w:t>
+      </w:r>
+    </w:p>
+    <w:p>
+      <w:pPr>
+        <w:pStyle w:val="BodyText"/>
+      </w:pPr>
+      <w:r>
+        <w:t xml:space="preserve">리처드: 계획은 2만 8천이었죠.</w:t>
+      </w:r>
+    </w:p>
+    <w:p>
+      <w:pPr>
+        <w:pStyle w:val="BodyText"/>
+      </w:pPr>
+      <w:r>
+        <w:t xml:space="preserve">노아: 맞아요. 계획보다 12% 아래이고, 그걸 숨기지 않겠습니다. 회수로 약 6주치 매출을 잃었지만, 회수하지 않았다면 훨씬 더 많이 잃었을 거라고 생각해요.</w:t>
+      </w:r>
+    </w:p>
+    <w:p>
+      <w:pPr>
+        <w:pStyle w:val="BodyText"/>
+      </w:pPr>
+      <w:r>
+        <w:t xml:space="preserve">마커스: 활성 병원 386곳. 재주문율 68%.</w:t>
+      </w:r>
+    </w:p>
+    <w:p>
+      <w:pPr>
+        <w:pStyle w:val="BodyText"/>
+      </w:pPr>
+      <w:r>
+        <w:t xml:space="preserve">빅토리아: 68이요? 회수 후에?</w:t>
+      </w:r>
+    </w:p>
+    <w:p>
+      <w:pPr>
+        <w:pStyle w:val="BodyText"/>
+      </w:pPr>
+      <w:r>
+        <w:t xml:space="preserve">마커스: 올라갔어요. 회수 기간에. 64에서.</w:t>
+      </w:r>
+    </w:p>
+    <w:p>
+      <w:pPr>
+        <w:pStyle w:val="BodyText"/>
+      </w:pPr>
+      <w:r>
+        <w:t xml:space="preserve">리처드: 이상하네요. 설명해 봐요.</w:t>
+      </w:r>
+    </w:p>
+    <w:p>
+      <w:pPr>
+        <w:pStyle w:val="BodyText"/>
+      </w:pPr>
+      <w:r>
+        <w:t xml:space="preserve">조이: 남은 의사들이 지금 우릴 더 믿기 때문이에요. 우리가 어떻게 처리했는지 봤으니까요. 전화, 서한, 핫라인까지요. 대부분은 그렇게 빨리 움직이는 회사를 본 적이 없었어요.</w:t>
+      </w:r>
+    </w:p>
+    <w:p>
+      <w:pPr>
+        <w:pStyle w:val="BodyText"/>
+      </w:pPr>
+      <w:r>
+        <w:t xml:space="preserve">노아: 매출 약 940만 달러. 매출총이익률 89%.</w:t>
+      </w:r>
+    </w:p>
+    <w:p>
+      <w:pPr>
+        <w:pStyle w:val="BodyText"/>
+      </w:pPr>
+      <w:r>
+        <w:t xml:space="preserve">일레인: 89. 한국 공급 포함해서?</w:t>
+      </w:r>
+    </w:p>
+    <w:p>
+      <w:pPr>
+        <w:pStyle w:val="BodyText"/>
+      </w:pPr>
+      <w:r>
+        <w:t xml:space="preserve">마커스: 한국이 더 싸요. 주사기당 9달러. 마진에 도움이 돼요.</w:t>
+      </w:r>
+    </w:p>
+    <w:p>
+      <w:pPr>
+        <w:pStyle w:val="BodyText"/>
+      </w:pPr>
+      <w:r>
+        <w:t xml:space="preserve">리처드: 그럼 회수 비용은요?</w:t>
+      </w:r>
+    </w:p>
+    <w:p>
+      <w:pPr>
+        <w:pStyle w:val="BodyText"/>
+      </w:pPr>
+      <w:r>
+        <w:t xml:space="preserve">마커스: 110만 달러. 메리디안이 냈어요. 계약 9조.</w:t>
+      </w:r>
+    </w:p>
+    <w:p>
+      <w:pPr>
+        <w:pStyle w:val="BodyText"/>
+      </w:pPr>
+      <w:r>
+        <w:t xml:space="preserve">리처드: 다이앤이 그날 수임료 값을 했네요.</w:t>
+      </w:r>
+    </w:p>
+    <w:p>
+      <w:pPr>
+        <w:pStyle w:val="BodyText"/>
+      </w:pPr>
+      <w:r>
+        <w:t xml:space="preserve">노아: 숫자 하나 더. 출시가가 이번 달에 끝나요. 정가는 425달러.</w:t>
+      </w:r>
+    </w:p>
+    <w:p>
+      <w:pPr>
+        <w:pStyle w:val="BodyText"/>
+      </w:pPr>
+      <w:r>
+        <w:t xml:space="preserve">빅토리아: 30달러 인상. 회수 직후에. 위험하네요.</w:t>
+      </w:r>
+    </w:p>
+    <w:p>
+      <w:pPr>
+        <w:pStyle w:val="BodyText"/>
+      </w:pPr>
+      <w:r>
+        <w:t xml:space="preserve">조이: 6개월 전에 발표했어요. 첫날에. 놀랄 일 아니에요.</w:t>
+      </w:r>
+    </w:p>
+    <w:p>
+      <w:pPr>
+        <w:pStyle w:val="BodyText"/>
+      </w:pPr>
+      <w:r>
+        <w:t xml:space="preserve">일레인: 좋아요. 비싼 약속까지 지켰네요. 이제 이야기.</w:t>
+      </w:r>
+    </w:p>
+    <w:p>
+      <w:pPr>
+        <w:pStyle w:val="BodyText"/>
+      </w:pPr>
+      <w:r>
+        <w:t xml:space="preserve">노아: 이야기는 회수예요. 그리고 그게 가르쳐 준 것.</w:t>
+      </w:r>
+    </w:p>
+    <w:p>
+      <w:pPr>
+        <w:pStyle w:val="BodyText"/>
+      </w:pPr>
+      <w:r>
+        <w:t xml:space="preserve">리처드: 그 전에. 위기에서 벗어난 거예요? 법적으로?</w:t>
+      </w:r>
+    </w:p>
+    <w:p>
+      <w:pPr>
+        <w:pStyle w:val="BodyText"/>
+      </w:pPr>
+      <w:r>
+        <w:t xml:space="preserve">엘레나: 2등급. 종결. 부상 0건. 소송 0건.</w:t>
+      </w:r>
+    </w:p>
+    <w:p>
+      <w:pPr>
+        <w:pStyle w:val="BodyText"/>
+      </w:pPr>
+      <w:r>
+        <w:t xml:space="preserve">리처드: 소송 0건. 미용 분야에서. 드문 일이네요.</w:t>
+      </w:r>
+    </w:p>
+    <w:p>
+      <w:pPr>
+        <w:pStyle w:val="BodyText"/>
+      </w:pPr>
+      <w:r>
+        <w:t xml:space="preserve">빅토리아: 병원은 몇 곳 잃었어요?</w:t>
+      </w:r>
+    </w:p>
+    <w:p>
+      <w:pPr>
+        <w:pStyle w:val="BodyText"/>
+      </w:pPr>
+      <w:r>
+        <w:t xml:space="preserve">노아: 18곳 보류. 14곳 복귀. 2곳 거절. 2곳 아직 고민 중.</w:t>
+      </w:r>
+    </w:p>
+    <w:p>
+      <w:pPr>
+        <w:pStyle w:val="BodyText"/>
+      </w:pPr>
+      <w:r>
+        <w:t xml:space="preserve">빅토리아: 할인 없이요?</w:t>
+      </w:r>
+    </w:p>
+    <w:p>
+      <w:pPr>
+        <w:pStyle w:val="BodyText"/>
+      </w:pPr>
+      <w:r>
+        <w:t xml:space="preserve">노아: 할인 없이요. 신뢰는 사는 게 아니니까요.</w:t>
+      </w:r>
+    </w:p>
+    <w:p>
+      <w:pPr>
+        <w:pStyle w:val="BodyText"/>
+      </w:pPr>
+      <w:r>
+        <w:t xml:space="preserve">리처드: 흠. 난 할인을 제안했을 텐데.</w:t>
+      </w:r>
+    </w:p>
+    <w:p>
+      <w:pPr>
+        <w:pStyle w:val="BodyText"/>
+      </w:pPr>
+      <w:r>
+        <w:t xml:space="preserve">일레인: 그래서 당신이 CEO가 아니라 투자자인 거예요, 리처드.</w:t>
+      </w:r>
+    </w:p>
+    <w:p>
+      <w:pPr>
+        <w:pStyle w:val="BodyText"/>
+      </w:pPr>
+      <w:r>
+        <w:t xml:space="preserve">리처드: 아야. 맞는 말이네요.</w:t>
+      </w:r>
+    </w:p>
+    <w:p>
+      <w:pPr>
+        <w:pStyle w:val="BodyText"/>
+      </w:pPr>
+      <w:r>
+        <w:t xml:space="preserve">노아: 교훈은 팀이 공유했으면 해요. 제가 아니라. 그들이 겪었으니까요.</w:t>
+      </w:r>
+    </w:p>
+    <w:p>
+      <w:pPr>
+        <w:pStyle w:val="BodyText"/>
+      </w:pPr>
+      <w:r>
+        <w:t xml:space="preserve">일레인: 좋아요. 들어오게 해요.</w:t>
+      </w:r>
+    </w:p>
+    <w:p>
+      <w:pPr>
+        <w:pStyle w:val="BodyText"/>
+      </w:pPr>
+      <w:r>
+        <w:t xml:space="preserve">레오: 안녕하세요. 레오 마르티네스. 품질. 저… 조금 긴장돼요.</w:t>
+      </w:r>
+    </w:p>
+    <w:p>
+      <w:pPr>
+        <w:pStyle w:val="BodyText"/>
+      </w:pPr>
+      <w:r>
+        <w:t xml:space="preserve">일레인: 당신이 그 차트 주인이군요.</w:t>
+      </w:r>
+    </w:p>
+    <w:p>
+      <w:pPr>
+        <w:pStyle w:val="BodyText"/>
+      </w:pPr>
+      <w:r>
+        <w:t xml:space="preserve">레오: 네, 맞습니다.</w:t>
+      </w:r>
+    </w:p>
+    <w:p>
+      <w:pPr>
+        <w:pStyle w:val="BodyText"/>
+      </w:pPr>
+      <w:r>
+        <w:t xml:space="preserve">일레인: 그럼 당신 덕분에 우리가 아직 여기 있는 거예요, 레오. 규격 안에 숨은 문제를 봤고, 침묵하지 않았죠. 그러니 긴장하지 마요. 배운 걸 그냥 말해 줘요.</w:t>
+      </w:r>
+    </w:p>
+    <w:bookmarkEnd w:id="33"/>
+    <w:bookmarkStart w:id="34" w:name="장면2-교훈-회고-1"/>
+    <w:p>
+      <w:pPr>
+        <w:pStyle w:val="Heading3"/>
+      </w:pPr>
+      <w:r>
+        <w:t xml:space="preserve">장면2 — 교훈 회고</w:t>
+      </w:r>
+    </w:p>
+    <w:p>
+      <w:pPr>
+        <w:pStyle w:val="FirstParagraph"/>
+      </w:pPr>
+      <w:r>
+        <w:t xml:space="preserve">레오: 교훈 하나. 한계치만 보지 말고. 추세를 보세요.</w:t>
+      </w:r>
+    </w:p>
+    <w:p>
+      <w:pPr>
+        <w:pStyle w:val="BodyText"/>
+      </w:pPr>
+      <w:r>
+        <w:t xml:space="preserve">프리야: 전 늘 데이터를 보여 달라고 하죠. 그런데 데이터는 거기 있었어요. 모든 게</w:t>
+      </w:r>
+      <w:r>
+        <w:t xml:space="preserve"> </w:t>
+      </w:r>
+      <w:r>
+        <w:t xml:space="preserve">“</w:t>
+      </w:r>
+      <w:r>
+        <w:t xml:space="preserve">규격 안</w:t>
+      </w:r>
+      <w:r>
+        <w:t xml:space="preserve">”</w:t>
+      </w:r>
+      <w:r>
+        <w:t xml:space="preserve">이었지만, 레오의 차트는 몇 달 동안 속삭이고 있었어요. 우리가 너무 늦게 들었을 뿐이에요.</w:t>
+      </w:r>
+    </w:p>
+    <w:p>
+      <w:pPr>
+        <w:pStyle w:val="BodyText"/>
+      </w:pPr>
+      <w:r>
+        <w:t xml:space="preserve">리처드: 이제 뭐가 바뀌어요?</w:t>
+      </w:r>
+    </w:p>
+    <w:p>
+      <w:pPr>
+        <w:pStyle w:val="BodyText"/>
+      </w:pPr>
+      <w:r>
+        <w:t xml:space="preserve">레오: 세 점 추세는 무조건 노아에게. 일주일 안에. 한 달 말고.</w:t>
+      </w:r>
+    </w:p>
+    <w:p>
+      <w:pPr>
+        <w:pStyle w:val="BodyText"/>
+      </w:pPr>
+      <w:r>
+        <w:t xml:space="preserve">마커스: 교훈 둘. 버퍼 재고. 4개월치가 있었어요. 그게 우릴 살렸죠.</w:t>
+      </w:r>
+    </w:p>
+    <w:p>
+      <w:pPr>
+        <w:pStyle w:val="BodyText"/>
+      </w:pPr>
+      <w:r>
+        <w:t xml:space="preserve">빅토리아: 6개월을 주장했다고 들었어요.</w:t>
+      </w:r>
+    </w:p>
+    <w:p>
+      <w:pPr>
+        <w:pStyle w:val="BodyText"/>
+      </w:pPr>
+      <w:r>
+        <w:t xml:space="preserve">마커스: 그랬죠. 4개월로 충분했지만 간신히였고, 전 ’간신히’가 싫어요. 한국이 한 달만 늦었어도 곤란했을 거예요. 그래서 이제 5개월을 요청하는 겁니다.</w:t>
+      </w:r>
+    </w:p>
+    <w:p>
+      <w:pPr>
+        <w:pStyle w:val="BodyText"/>
+      </w:pPr>
+      <w:r>
+        <w:t xml:space="preserve">프리야: 교훈 셋. 공급처 둘. 한국이 딱 맞춰 가동됐어요.</w:t>
+      </w:r>
+    </w:p>
+    <w:p>
+      <w:pPr>
+        <w:pStyle w:val="BodyText"/>
+      </w:pPr>
+      <w:r>
+        <w:t xml:space="preserve">노아: 박 대표 팀이 주말에도 일했어요. 우리가 먼저 전화했기 때문에요. 나쁜 소식으로.</w:t>
+      </w:r>
+    </w:p>
+    <w:p>
+      <w:pPr>
+        <w:pStyle w:val="BodyText"/>
+      </w:pPr>
+      <w:r>
+        <w:t xml:space="preserve">일레인: 관계도 인프라예요. 적어 둬요.</w:t>
+      </w:r>
+    </w:p>
+    <w:p>
+      <w:pPr>
+        <w:pStyle w:val="BodyText"/>
+      </w:pPr>
+      <w:r>
+        <w:t xml:space="preserve">데릭: 교훈 넷. 나쁜 소식은 사람이. 병원 290곳. 두 시간.</w:t>
+      </w:r>
+    </w:p>
+    <w:p>
+      <w:pPr>
+        <w:pStyle w:val="BodyText"/>
+      </w:pPr>
+      <w:r>
+        <w:t xml:space="preserve">리처드: 케슬러 출신이죠. 기다리자고 투표한.</w:t>
+      </w:r>
+    </w:p>
+    <w:p>
+      <w:pPr>
+        <w:pStyle w:val="BodyText"/>
+      </w:pPr>
+      <w:r>
+        <w:t xml:space="preserve">데릭: 맞아요. 제가 틀렸어요. 진 게 다행이에요.</w:t>
+      </w:r>
+    </w:p>
+    <w:p>
+      <w:pPr>
+        <w:pStyle w:val="BodyText"/>
+      </w:pPr>
+      <w:r>
+        <w:t xml:space="preserve">빅토리아: 이사회에서 그런 말 하는 사람 좋아요.</w:t>
+      </w:r>
+    </w:p>
+    <w:p>
+      <w:pPr>
+        <w:pStyle w:val="BodyText"/>
+      </w:pPr>
+      <w:r>
+        <w:t xml:space="preserve">조이: 교훈 다섯. 투명성이 팔려요. 솔직히 처음엔 안 믿었어요. 그냥 듣기 좋은 슬로건이라고 생각했죠. 이제 데이터가 있는데, 데이터가 그게 사실이라고 말해요.</w:t>
+      </w:r>
+    </w:p>
+    <w:p>
+      <w:pPr>
+        <w:pStyle w:val="BodyText"/>
+      </w:pPr>
+      <w:r>
+        <w:t xml:space="preserve">노아: 이제 환자들이</w:t>
+      </w:r>
+      <w:r>
+        <w:t xml:space="preserve"> </w:t>
+      </w:r>
+      <w:r>
+        <w:t xml:space="preserve">“</w:t>
+      </w:r>
+      <w:r>
+        <w:t xml:space="preserve">되돌릴 수 있는 그거</w:t>
+      </w:r>
+      <w:r>
+        <w:t xml:space="preserve">”</w:t>
+      </w:r>
+      <w:r>
+        <w:t xml:space="preserve">를 찾아요. 일부는 회수 기사를 읽고요.</w:t>
+      </w:r>
+    </w:p>
+    <w:p>
+      <w:pPr>
+        <w:pStyle w:val="BodyText"/>
+      </w:pPr>
+      <w:r>
+        <w:t xml:space="preserve">리처드: 마케팅이 된 회수라. 그런 건 처음 보네요.</w:t>
+      </w:r>
+    </w:p>
+    <w:p>
+      <w:pPr>
+        <w:pStyle w:val="BodyText"/>
+      </w:pPr>
+      <w:r>
+        <w:t xml:space="preserve">엘레나: 마케팅이 아니었어요. 그래서 효과가 있었던 거고요.</w:t>
+      </w:r>
+    </w:p>
+    <w:p>
+      <w:pPr>
+        <w:pStyle w:val="BodyText"/>
+      </w:pPr>
+      <w:r>
+        <w:t xml:space="preserve">리처드: 그러니까 전체적으로. 우린 총알을 피했네요.</w:t>
+      </w:r>
+    </w:p>
+    <w:p>
+      <w:pPr>
+        <w:pStyle w:val="BodyText"/>
+      </w:pPr>
+      <w:r>
+        <w:t xml:space="preserve">엘레나: 아니요, 리처드. 총알을 피한 게 아니에요. 일부러 그 앞에 섰죠.</w:t>
+      </w:r>
+    </w:p>
+    <w:p>
+      <w:pPr>
+        <w:pStyle w:val="BodyText"/>
+      </w:pPr>
+      <w:r>
+        <w:t xml:space="preserve">리처드: …내 문장보다 낫네요.</w:t>
+      </w:r>
+    </w:p>
+    <w:p>
+      <w:pPr>
+        <w:pStyle w:val="BodyText"/>
+      </w:pPr>
+      <w:r>
+        <w:t xml:space="preserve">일레인: 노아. 다르게 할 한 가지가 뭐예요?</w:t>
+      </w:r>
+    </w:p>
+    <w:p>
+      <w:pPr>
+        <w:pStyle w:val="BodyText"/>
+      </w:pPr>
+      <w:r>
+        <w:t xml:space="preserve">노아: 속삭임에 더 일찍 귀 기울이기. 레오의 차트, 피어스의 글, 카일의 대사. 다 조기 경보였는데, 우린 늘 제때 듣지는 못했어요. 다음엔 제가 먼저 듣고 싶어요.</w:t>
+      </w:r>
+    </w:p>
+    <w:p>
+      <w:pPr>
+        <w:pStyle w:val="BodyText"/>
+      </w:pPr>
+      <w:r>
+        <w:t xml:space="preserve">일레인: 좋은 대답이에요. 자, 리처드. 질문하세요.</w:t>
+      </w:r>
+    </w:p>
+    <w:p>
+      <w:pPr>
+        <w:pStyle w:val="BodyText"/>
+      </w:pPr>
+      <w:r>
+        <w:t xml:space="preserve">리처드: 질문 하나. 10억 달러로 가는 길은요? 여기서부터?</w:t>
+      </w:r>
+    </w:p>
+    <w:p>
+      <w:pPr>
+        <w:pStyle w:val="BodyText"/>
+      </w:pPr>
+      <w:r>
+        <w:t xml:space="preserve">노아: 영업 사원 추가. 더 많은 주. 더 큰 거래처. 그다음 신제품. 그다음 새로운 나라.</w:t>
+      </w:r>
+    </w:p>
+    <w:p>
+      <w:pPr>
+        <w:pStyle w:val="BodyText"/>
+      </w:pPr>
+      <w:r>
+        <w:t xml:space="preserve">리처드: 어떤 순서로요? 그리고 무슨 돈으로?</w:t>
+      </w:r>
+    </w:p>
+    <w:p>
+      <w:pPr>
+        <w:pStyle w:val="BodyText"/>
+      </w:pPr>
+      <w:r>
+        <w:t xml:space="preserve">마커스: 런웨이는 18개월. 매출 포함. 오늘 당장 돈이 필요하진 않아요.</w:t>
+      </w:r>
+    </w:p>
+    <w:p>
+      <w:pPr>
+        <w:pStyle w:val="BodyText"/>
+      </w:pPr>
+      <w:r>
+        <w:t xml:space="preserve">리처드: 필요 없을 때 돈을 모으세요. 전에도 말했죠.</w:t>
+      </w:r>
+    </w:p>
+    <w:p>
+      <w:pPr>
+        <w:pStyle w:val="BodyText"/>
+      </w:pPr>
+      <w:r>
+        <w:t xml:space="preserve">조이: 10시예요. 할번 생중계 시작했어요.</w:t>
+      </w:r>
+    </w:p>
+    <w:bookmarkEnd w:id="34"/>
+    <w:bookmarkStart w:id="35" w:name="절정전환-halvern-생중계-1"/>
+    <w:p>
+      <w:pPr>
+        <w:pStyle w:val="Heading3"/>
+      </w:pPr>
+      <w:r>
+        <w:t xml:space="preserve">절정·전환 — Halvern 생중계</w:t>
+      </w:r>
+    </w:p>
+    <w:p>
+      <w:pPr>
+        <w:pStyle w:val="FirstParagraph"/>
+      </w:pPr>
+      <w:r>
+        <w:t xml:space="preserve">톰: 좋은 아침입니다. 오늘 할번은 루마덤 플렉스를 소개합니다. 유연성을 갖춘 필러.</w:t>
+      </w:r>
+    </w:p>
+    <w:p>
+      <w:pPr>
+        <w:pStyle w:val="BodyText"/>
+      </w:pPr>
+      <w:r>
+        <w:t xml:space="preserve">조이: 온다.</w:t>
+      </w:r>
+    </w:p>
+    <w:p>
+      <w:pPr>
+        <w:pStyle w:val="BodyText"/>
+      </w:pPr>
+      <w:r>
+        <w:t xml:space="preserve">톰: 루마덤의 효과. 거기에 더 빠른 용해. 2.5배. 저희 임상 연구에서.</w:t>
+      </w:r>
+    </w:p>
+    <w:p>
+      <w:pPr>
+        <w:pStyle w:val="BodyText"/>
+      </w:pPr>
+      <w:r>
+        <w:t xml:space="preserve">프리야: 2.5. 우리보다 낮아. 하지만 가까워.</w:t>
+      </w:r>
+    </w:p>
+    <w:p>
+      <w:pPr>
+        <w:pStyle w:val="BodyText"/>
+      </w:pPr>
+      <w:r>
+        <w:t xml:space="preserve">톰: 그리고 오늘, 할번 세이프 스타트를 시작합니다. 무료 응급 교육. 모든 시술자에게.</w:t>
+      </w:r>
+    </w:p>
+    <w:p>
+      <w:pPr>
+        <w:pStyle w:val="BodyText"/>
+      </w:pPr>
+      <w:r>
+        <w:t xml:space="preserve">조이: 그거 우리 거예요. 말 그대로 우리 모듈 4예요.</w:t>
+      </w:r>
+    </w:p>
+    <w:p>
+      <w:pPr>
+        <w:pStyle w:val="BodyText"/>
+      </w:pPr>
+      <w:r>
+        <w:t xml:space="preserve">노아:</w:t>
+      </w:r>
+      <w:r>
+        <w:t xml:space="preserve"> </w:t>
+      </w:r>
+      <w:r>
+        <w:t xml:space="preserve">“</w:t>
+      </w:r>
+      <w:r>
+        <w:t xml:space="preserve">그럼 따라 하세요. 부탁드립니다.</w:t>
+      </w:r>
+      <w:r>
+        <w:t xml:space="preserve">”</w:t>
+      </w:r>
+      <w:r>
+        <w:t xml:space="preserve"> </w:t>
+      </w:r>
+      <w:r>
+        <w:t xml:space="preserve">내가 말했죠. AAD에서. 환자들이 이기는 거예요.</w:t>
+      </w:r>
+    </w:p>
+    <w:p>
+      <w:pPr>
+        <w:pStyle w:val="BodyText"/>
+      </w:pPr>
+      <w:r>
+        <w:t xml:space="preserve">톰: 그리고 가격. 루마덤 플렉스는 329달러에 판매됩니다.</w:t>
+      </w:r>
+    </w:p>
+    <w:p>
+      <w:pPr>
+        <w:pStyle w:val="BodyText"/>
+      </w:pPr>
+      <w:r>
+        <w:t xml:space="preserve">마커스: 329. 우린 425로 가는데.</w:t>
+      </w:r>
+    </w:p>
+    <w:p>
+      <w:pPr>
+        <w:pStyle w:val="BodyText"/>
+      </w:pPr>
+      <w:r>
+        <w:t xml:space="preserve">빅토리아: 96달러 더 싸요. 더 큰 영업 조직과. 유명한 브랜드까지.</w:t>
+      </w:r>
+    </w:p>
+    <w:p>
+      <w:pPr>
+        <w:pStyle w:val="BodyText"/>
+      </w:pPr>
+      <w:r>
+        <w:t xml:space="preserve">리처드: 이게 내가 기다리던 위협이에요.</w:t>
+      </w:r>
+    </w:p>
+    <w:p>
+      <w:pPr>
+        <w:pStyle w:val="BodyText"/>
+      </w:pPr>
+      <w:r>
+        <w:t xml:space="preserve">톰: 루마덤 플렉스. 믿을 수 있는 같은 이름. 이제 비상구와 함께. 감사합니다.</w:t>
+      </w:r>
+    </w:p>
+    <w:p>
+      <w:pPr>
+        <w:pStyle w:val="BodyText"/>
+      </w:pPr>
+      <w:r>
+        <w:t xml:space="preserve">조이:</w:t>
+      </w:r>
+      <w:r>
+        <w:t xml:space="preserve"> </w:t>
+      </w:r>
+      <w:r>
+        <w:t xml:space="preserve">“</w:t>
+      </w:r>
+      <w:r>
+        <w:t xml:space="preserve">이제 비상구와 함께.</w:t>
+      </w:r>
+      <w:r>
+        <w:t xml:space="preserve">”</w:t>
+      </w:r>
+      <w:r>
+        <w:t xml:space="preserve"> </w:t>
+      </w:r>
+      <w:r>
+        <w:t xml:space="preserve">우리 비유를 쓰고 있어요.</w:t>
+      </w:r>
+    </w:p>
+    <w:p>
+      <w:pPr>
+        <w:pStyle w:val="BodyText"/>
+      </w:pPr>
+      <w:r>
+        <w:t xml:space="preserve">엘레나: 비유는 특허가 없어요. 안전도 마찬가지고요.</w:t>
+      </w:r>
+    </w:p>
+    <w:p>
+      <w:pPr>
+        <w:pStyle w:val="BodyText"/>
+      </w:pPr>
+      <w:r>
+        <w:t xml:space="preserve">빅토리아: 다른 관점을 말해도 될까요? 경쟁자는 시장을 입증해 줘요.</w:t>
+      </w:r>
+    </w:p>
+    <w:p>
+      <w:pPr>
+        <w:pStyle w:val="BodyText"/>
+      </w:pPr>
+      <w:r>
+        <w:t xml:space="preserve">엘레나: 생각해 봐요. 작년엔</w:t>
+      </w:r>
+      <w:r>
+        <w:t xml:space="preserve"> </w:t>
+      </w:r>
+      <w:r>
+        <w:t xml:space="preserve">“</w:t>
+      </w:r>
+      <w:r>
+        <w:t xml:space="preserve">녹일 수 있는</w:t>
+      </w:r>
+      <w:r>
+        <w:t xml:space="preserve">”</w:t>
+      </w:r>
+      <w:r>
+        <w:t xml:space="preserve">이 우리 아이디어였고, 아무도 그 얘기를 안 했어요. 오늘은 업계 표준이에요. 할번이 우릴 따라 한다는 건 우리가 옳았다는 뜻이에요.</w:t>
+      </w:r>
+    </w:p>
+    <w:p>
+      <w:pPr>
+        <w:pStyle w:val="BodyText"/>
+      </w:pPr>
+      <w:r>
+        <w:t xml:space="preserve">일레인: 그럼 질문은 간단해요. 플렉스가 더 싼데 왜 베이라죠?</w:t>
+      </w:r>
+    </w:p>
+    <w:p>
+      <w:pPr>
+        <w:pStyle w:val="BodyText"/>
+      </w:pPr>
+      <w:r>
+        <w:t xml:space="preserve">노아: 더 빠름. 1:1 비교로 입증. 모든 주문 전 교육. 그리고 스스로 회수하는 회사.</w:t>
+      </w:r>
+    </w:p>
+    <w:p>
+      <w:pPr>
+        <w:pStyle w:val="BodyText"/>
+      </w:pPr>
+      <w:r>
+        <w:t xml:space="preserve">리처드: 좋은 이야기인 건 인정해요. 하지만 이야기가 96달러를 영원히 이기진 못해요. 병원에도 예산이 있고, 조만간 구매 담당 누군가가 그냥 두 가격을 비교할 거예요.</w:t>
+      </w:r>
+    </w:p>
+    <w:p>
+      <w:pPr>
+        <w:pStyle w:val="BodyText"/>
+      </w:pPr>
+      <w:r>
+        <w:t xml:space="preserve">노아: 그럼 규모가 필요해요. 더 많은 영업 사원. 더 큰 거래처. 빠르게.</w:t>
+      </w:r>
+    </w:p>
+    <w:p>
+      <w:pPr>
+        <w:pStyle w:val="BodyText"/>
+      </w:pPr>
+      <w:r>
+        <w:t xml:space="preserve">리처드: 그건 돈을 뜻하죠. 시리즈 B. 9개월. 8천만 달러.</w:t>
+      </w:r>
+    </w:p>
+    <w:p>
+      <w:pPr>
+        <w:pStyle w:val="BodyText"/>
+      </w:pPr>
+      <w:r>
+        <w:t xml:space="preserve">일레인: 8천이요? 야심 차네요.</w:t>
+      </w:r>
+    </w:p>
+    <w:p>
+      <w:pPr>
+        <w:pStyle w:val="BodyText"/>
+      </w:pPr>
+      <w:r>
+        <w:t xml:space="preserve">리처드: 할번이 판돈을 올렸어요. 돈도 있고, 영업 사원도 있고, 이제 더 싼 제품까지 있죠. 우리가 맞추든가, 쪼그라들든가. 편안한 중간은 없어요.</w:t>
+      </w:r>
+    </w:p>
+    <w:p>
+      <w:pPr>
+        <w:pStyle w:val="BodyText"/>
+      </w:pPr>
+      <w:r>
+        <w:t xml:space="preserve">노아: 9개월.</w:t>
+      </w:r>
+    </w:p>
+    <w:p>
+      <w:pPr>
+        <w:pStyle w:val="BodyText"/>
+      </w:pPr>
+      <w:r>
+        <w:t xml:space="preserve">리처드: 시계가 돌고 있어요, 노아. 오늘부터.</w:t>
+      </w:r>
+    </w:p>
+    <w:bookmarkEnd w:id="35"/>
+    <w:bookmarkStart w:id="36" w:name="마무리-저녁-rosies-diner-1"/>
+    <w:p>
+      <w:pPr>
+        <w:pStyle w:val="Heading3"/>
+      </w:pPr>
+      <w:r>
+        <w:t xml:space="preserve">마무리 — 저녁, Rosie’s Diner</w:t>
+      </w:r>
+    </w:p>
+    <w:p>
+      <w:pPr>
+        <w:pStyle w:val="FirstParagraph"/>
+      </w:pPr>
+      <w:r>
+        <w:t xml:space="preserve">로지: 어머, 누가 돌아왔나 봐. 네 사람. 같은 자리. 미트로프?</w:t>
+      </w:r>
+    </w:p>
+    <w:p>
+      <w:pPr>
+        <w:pStyle w:val="BodyText"/>
+      </w:pPr>
+      <w:r>
+        <w:t xml:space="preserve">마커스: 미트로프 넷, 로지. 그리고 피칸 파이. 오랜만이네요.</w:t>
+      </w:r>
+    </w:p>
+    <w:p>
+      <w:pPr>
+        <w:pStyle w:val="BodyText"/>
+      </w:pPr>
+      <w:r>
+        <w:t xml:space="preserve">프리야: 4년도 넘었어요. 처음 온 지. 마커스가 여기서 승낙했잖아요.</w:t>
+      </w:r>
+    </w:p>
+    <w:p>
+      <w:pPr>
+        <w:pStyle w:val="BodyText"/>
+      </w:pPr>
+      <w:r>
+        <w:t xml:space="preserve">엘레나: 그리고 지금 우릴 봐요. 제품이 있고, 회수도 지나왔고, 우릴 따라 하는 경쟁자도 있고, 이사회도 있어요. 4년 전엔 이 자리와 아이디어 하나뿐이었는데.</w:t>
+      </w:r>
+    </w:p>
+    <w:p>
+      <w:pPr>
+        <w:pStyle w:val="BodyText"/>
+      </w:pPr>
+      <w:r>
+        <w:t xml:space="preserve">노아: 그리고 신뢰. 그게 우리가 지킨 한 가지예요.</w:t>
+      </w:r>
+    </w:p>
+    <w:p>
+      <w:pPr>
+        <w:pStyle w:val="BodyText"/>
+      </w:pPr>
+      <w:r>
+        <w:t xml:space="preserve">마커스: 톰이 방금 문자했지. 네 얼굴 봤어.</w:t>
+      </w:r>
+    </w:p>
+    <w:p>
+      <w:pPr>
+        <w:pStyle w:val="BodyText"/>
+      </w:pPr>
+      <w:r>
+        <w:t xml:space="preserve">노아:</w:t>
+      </w:r>
+      <w:r>
+        <w:t xml:space="preserve"> </w:t>
+      </w:r>
+      <w:r>
+        <w:t xml:space="preserve">“</w:t>
+      </w:r>
+      <w:r>
+        <w:t xml:space="preserve">가격 전쟁에 온 걸 환영해. 개인적인 감정은 없어.</w:t>
+      </w:r>
+      <w:r>
+        <w:t xml:space="preserve">”</w:t>
+      </w:r>
+    </w:p>
+    <w:p>
+      <w:pPr>
+        <w:pStyle w:val="BodyText"/>
+      </w:pPr>
+      <w:r>
+        <w:t xml:space="preserve">엘레나: 우리 가격을 내릴 거예요?</w:t>
+      </w:r>
+    </w:p>
+    <w:p>
+      <w:pPr>
+        <w:pStyle w:val="BodyText"/>
+      </w:pPr>
+      <w:r>
+        <w:t xml:space="preserve">노아: 오늘 밤은 아니에요. 오늘 밤엔 미트로프를 먹어요.</w:t>
+      </w:r>
+    </w:p>
+    <w:p>
+      <w:pPr>
+        <w:pStyle w:val="BodyText"/>
+      </w:pPr>
+      <w:r>
+        <w:t xml:space="preserve">프리야: 그리고 내일은?</w:t>
+      </w:r>
+    </w:p>
+    <w:p>
+      <w:pPr>
+        <w:pStyle w:val="BodyText"/>
+      </w:pPr>
+      <w:r>
+        <w:t xml:space="preserve">노아: 내일은 성장해요. 영업 사원 더, 채널 더. 중요한 건 이거야. 난 이 회사 최고의 영업맨이 아니야. 그러니까 나보다 나은 영업 리더가 필요해.</w:t>
+      </w:r>
+    </w:p>
+    <w:p>
+      <w:pPr>
+        <w:pStyle w:val="BodyText"/>
+      </w:pPr>
+      <w:r>
+        <w:t xml:space="preserve">마커스: 너보다 나은? 기준이 낮네.</w:t>
+      </w:r>
+    </w:p>
+    <w:p>
+      <w:pPr>
+        <w:pStyle w:val="BodyText"/>
+      </w:pPr>
+      <w:r>
+        <w:t xml:space="preserve">노아: 롤플레이에서 10초 만에 떨어졌잖아. 알아.</w:t>
+      </w:r>
+    </w:p>
+    <w:p>
+      <w:pPr>
+        <w:pStyle w:val="BodyText"/>
+      </w:pPr>
+      <w:r>
+        <w:t xml:space="preserve">로지: 미트로프 넷. 파이는 서비스. 뭘 만들든, 잘되고 있는 것 같네.</w:t>
+      </w:r>
+    </w:p>
+    <w:p>
+      <w:pPr>
+        <w:pStyle w:val="BodyText"/>
+      </w:pPr>
+      <w:r>
+        <w:t xml:space="preserve">엘레나: 잘되고 있어요, 로지. 이제 자라야 해요.</w:t>
+      </w:r>
+    </w:p>
+    <w:bookmarkEnd w:id="36"/>
+    <w:bookmarkEnd w:id="37"/>
+    <w:bookmarkEnd w:id="38"/>
     <w:sectPr/>
   </w:body>
 </w:document>
@@ -4333,583 +4280,8 @@
       </w:pPr>
     </w:lvl>
   </w:abstractNum>
-  <w:abstractNum w:abstractNumId="99411">
-    <w:nsid w:val="A99411"/>
-    <w:multiLevelType w:val="multilevel"/>
-    <w:lvl w:ilvl="0">
-      <w:start w:val="1"/>
-      <w:numFmt w:val="decimal"/>
-      <w:lvlText w:val="%1."/>
-      <w:lvlJc w:val="left"/>
-      <w:pPr>
-        <w:ind w:left="720" w:hanging="480"/>
-      </w:pPr>
-    </w:lvl>
-    <w:lvl w:ilvl="1">
-      <w:start w:val="1"/>
-      <w:numFmt w:val="decimal"/>
-      <w:lvlText w:val="%2."/>
-      <w:lvlJc w:val="left"/>
-      <w:pPr>
-        <w:ind w:left="1440" w:hanging="480"/>
-      </w:pPr>
-    </w:lvl>
-    <w:lvl w:ilvl="2">
-      <w:start w:val="1"/>
-      <w:numFmt w:val="decimal"/>
-      <w:lvlText w:val="%3."/>
-      <w:lvlJc w:val="left"/>
-      <w:pPr>
-        <w:ind w:left="2160" w:hanging="480"/>
-      </w:pPr>
-    </w:lvl>
-    <w:lvl w:ilvl="3">
-      <w:start w:val="1"/>
-      <w:numFmt w:val="decimal"/>
-      <w:lvlText w:val="%4."/>
-      <w:lvlJc w:val="left"/>
-      <w:pPr>
-        <w:ind w:left="2880" w:hanging="480"/>
-      </w:pPr>
-    </w:lvl>
-    <w:lvl w:ilvl="4">
-      <w:start w:val="1"/>
-      <w:numFmt w:val="decimal"/>
-      <w:lvlText w:val="%5."/>
-      <w:lvlJc w:val="left"/>
-      <w:pPr>
-        <w:ind w:left="3600" w:hanging="480"/>
-      </w:pPr>
-    </w:lvl>
-    <w:lvl w:ilvl="5">
-      <w:start w:val="1"/>
-      <w:numFmt w:val="decimal"/>
-      <w:lvlText w:val="%6."/>
-      <w:lvlJc w:val="left"/>
-      <w:pPr>
-        <w:ind w:left="4320" w:hanging="480"/>
-      </w:pPr>
-    </w:lvl>
-    <w:lvl w:ilvl="6">
-      <w:start w:val="1"/>
-      <w:numFmt w:val="decimal"/>
-      <w:lvlText w:val="%7."/>
-      <w:lvlJc w:val="left"/>
-      <w:pPr>
-        <w:ind w:left="5040" w:hanging="480"/>
-      </w:pPr>
-    </w:lvl>
-    <w:lvl w:ilvl="7">
-      <w:start w:val="1"/>
-      <w:numFmt w:val="decimal"/>
-      <w:lvlText w:val="%8."/>
-      <w:lvlJc w:val="left"/>
-      <w:pPr>
-        <w:ind w:left="5760" w:hanging="480"/>
-      </w:pPr>
-    </w:lvl>
-    <w:lvl w:ilvl="8">
-      <w:start w:val="1"/>
-      <w:numFmt w:val="decimal"/>
-      <w:lvlText w:val="%9."/>
-      <w:lvlJc w:val="left"/>
-      <w:pPr>
-        <w:ind w:left="6480" w:hanging="480"/>
-      </w:pPr>
-    </w:lvl>
-  </w:abstractNum>
-  <w:abstractNum w:abstractNumId="994116">
-    <w:nsid w:val="A994116"/>
-    <w:multiLevelType w:val="multilevel"/>
-    <w:lvl w:ilvl="0">
-      <w:start w:val="16"/>
-      <w:numFmt w:val="decimal"/>
-      <w:lvlText w:val="%1."/>
-      <w:lvlJc w:val="left"/>
-      <w:pPr>
-        <w:ind w:left="720" w:hanging="480"/>
-      </w:pPr>
-    </w:lvl>
-    <w:lvl w:ilvl="1">
-      <w:start w:val="16"/>
-      <w:numFmt w:val="decimal"/>
-      <w:lvlText w:val="%2."/>
-      <w:lvlJc w:val="left"/>
-      <w:pPr>
-        <w:ind w:left="1440" w:hanging="480"/>
-      </w:pPr>
-    </w:lvl>
-    <w:lvl w:ilvl="2">
-      <w:start w:val="16"/>
-      <w:numFmt w:val="decimal"/>
-      <w:lvlText w:val="%3."/>
-      <w:lvlJc w:val="left"/>
-      <w:pPr>
-        <w:ind w:left="2160" w:hanging="480"/>
-      </w:pPr>
-    </w:lvl>
-    <w:lvl w:ilvl="3">
-      <w:start w:val="16"/>
-      <w:numFmt w:val="decimal"/>
-      <w:lvlText w:val="%4."/>
-      <w:lvlJc w:val="left"/>
-      <w:pPr>
-        <w:ind w:left="2880" w:hanging="480"/>
-      </w:pPr>
-    </w:lvl>
-    <w:lvl w:ilvl="4">
-      <w:start w:val="16"/>
-      <w:numFmt w:val="decimal"/>
-      <w:lvlText w:val="%5."/>
-      <w:lvlJc w:val="left"/>
-      <w:pPr>
-        <w:ind w:left="3600" w:hanging="480"/>
-      </w:pPr>
-    </w:lvl>
-    <w:lvl w:ilvl="5">
-      <w:start w:val="16"/>
-      <w:numFmt w:val="decimal"/>
-      <w:lvlText w:val="%6."/>
-      <w:lvlJc w:val="left"/>
-      <w:pPr>
-        <w:ind w:left="4320" w:hanging="480"/>
-      </w:pPr>
-    </w:lvl>
-    <w:lvl w:ilvl="6">
-      <w:start w:val="16"/>
-      <w:numFmt w:val="decimal"/>
-      <w:lvlText w:val="%7."/>
-      <w:lvlJc w:val="left"/>
-      <w:pPr>
-        <w:ind w:left="5040" w:hanging="480"/>
-      </w:pPr>
-    </w:lvl>
-    <w:lvl w:ilvl="7">
-      <w:start w:val="16"/>
-      <w:numFmt w:val="decimal"/>
-      <w:lvlText w:val="%8."/>
-      <w:lvlJc w:val="left"/>
-      <w:pPr>
-        <w:ind w:left="5760" w:hanging="480"/>
-      </w:pPr>
-    </w:lvl>
-    <w:lvl w:ilvl="8">
-      <w:start w:val="16"/>
-      <w:numFmt w:val="decimal"/>
-      <w:lvlText w:val="%9."/>
-      <w:lvlJc w:val="left"/>
-      <w:pPr>
-        <w:ind w:left="6480" w:hanging="480"/>
-      </w:pPr>
-    </w:lvl>
-  </w:abstractNum>
-  <w:abstractNum w:abstractNumId="994151">
-    <w:nsid w:val="A994151"/>
-    <w:multiLevelType w:val="multilevel"/>
-    <w:lvl w:ilvl="0">
-      <w:start w:val="51"/>
-      <w:numFmt w:val="decimal"/>
-      <w:lvlText w:val="%1."/>
-      <w:lvlJc w:val="left"/>
-      <w:pPr>
-        <w:ind w:left="720" w:hanging="480"/>
-      </w:pPr>
-    </w:lvl>
-    <w:lvl w:ilvl="1">
-      <w:start w:val="51"/>
-      <w:numFmt w:val="decimal"/>
-      <w:lvlText w:val="%2."/>
-      <w:lvlJc w:val="left"/>
-      <w:pPr>
-        <w:ind w:left="1440" w:hanging="480"/>
-      </w:pPr>
-    </w:lvl>
-    <w:lvl w:ilvl="2">
-      <w:start w:val="51"/>
-      <w:numFmt w:val="decimal"/>
-      <w:lvlText w:val="%3."/>
-      <w:lvlJc w:val="left"/>
-      <w:pPr>
-        <w:ind w:left="2160" w:hanging="480"/>
-      </w:pPr>
-    </w:lvl>
-    <w:lvl w:ilvl="3">
-      <w:start w:val="51"/>
-      <w:numFmt w:val="decimal"/>
-      <w:lvlText w:val="%4."/>
-      <w:lvlJc w:val="left"/>
-      <w:pPr>
-        <w:ind w:left="2880" w:hanging="480"/>
-      </w:pPr>
-    </w:lvl>
-    <w:lvl w:ilvl="4">
-      <w:start w:val="51"/>
-      <w:numFmt w:val="decimal"/>
-      <w:lvlText w:val="%5."/>
-      <w:lvlJc w:val="left"/>
-      <w:pPr>
-        <w:ind w:left="3600" w:hanging="480"/>
-      </w:pPr>
-    </w:lvl>
-    <w:lvl w:ilvl="5">
-      <w:start w:val="51"/>
-      <w:numFmt w:val="decimal"/>
-      <w:lvlText w:val="%6."/>
-      <w:lvlJc w:val="left"/>
-      <w:pPr>
-        <w:ind w:left="4320" w:hanging="480"/>
-      </w:pPr>
-    </w:lvl>
-    <w:lvl w:ilvl="6">
-      <w:start w:val="51"/>
-      <w:numFmt w:val="decimal"/>
-      <w:lvlText w:val="%7."/>
-      <w:lvlJc w:val="left"/>
-      <w:pPr>
-        <w:ind w:left="5040" w:hanging="480"/>
-      </w:pPr>
-    </w:lvl>
-    <w:lvl w:ilvl="7">
-      <w:start w:val="51"/>
-      <w:numFmt w:val="decimal"/>
-      <w:lvlText w:val="%8."/>
-      <w:lvlJc w:val="left"/>
-      <w:pPr>
-        <w:ind w:left="5760" w:hanging="480"/>
-      </w:pPr>
-    </w:lvl>
-    <w:lvl w:ilvl="8">
-      <w:start w:val="51"/>
-      <w:numFmt w:val="decimal"/>
-      <w:lvlText w:val="%9."/>
-      <w:lvlJc w:val="left"/>
-      <w:pPr>
-        <w:ind w:left="6480" w:hanging="480"/>
-      </w:pPr>
-    </w:lvl>
-  </w:abstractNum>
-  <w:abstractNum w:abstractNumId="994181">
-    <w:nsid w:val="A994181"/>
-    <w:multiLevelType w:val="multilevel"/>
-    <w:lvl w:ilvl="0">
-      <w:start w:val="81"/>
-      <w:numFmt w:val="decimal"/>
-      <w:lvlText w:val="%1."/>
-      <w:lvlJc w:val="left"/>
-      <w:pPr>
-        <w:ind w:left="720" w:hanging="480"/>
-      </w:pPr>
-    </w:lvl>
-    <w:lvl w:ilvl="1">
-      <w:start w:val="81"/>
-      <w:numFmt w:val="decimal"/>
-      <w:lvlText w:val="%2."/>
-      <w:lvlJc w:val="left"/>
-      <w:pPr>
-        <w:ind w:left="1440" w:hanging="480"/>
-      </w:pPr>
-    </w:lvl>
-    <w:lvl w:ilvl="2">
-      <w:start w:val="81"/>
-      <w:numFmt w:val="decimal"/>
-      <w:lvlText w:val="%3."/>
-      <w:lvlJc w:val="left"/>
-      <w:pPr>
-        <w:ind w:left="2160" w:hanging="480"/>
-      </w:pPr>
-    </w:lvl>
-    <w:lvl w:ilvl="3">
-      <w:start w:val="81"/>
-      <w:numFmt w:val="decimal"/>
-      <w:lvlText w:val="%4."/>
-      <w:lvlJc w:val="left"/>
-      <w:pPr>
-        <w:ind w:left="2880" w:hanging="480"/>
-      </w:pPr>
-    </w:lvl>
-    <w:lvl w:ilvl="4">
-      <w:start w:val="81"/>
-      <w:numFmt w:val="decimal"/>
-      <w:lvlText w:val="%5."/>
-      <w:lvlJc w:val="left"/>
-      <w:pPr>
-        <w:ind w:left="3600" w:hanging="480"/>
-      </w:pPr>
-    </w:lvl>
-    <w:lvl w:ilvl="5">
-      <w:start w:val="81"/>
-      <w:numFmt w:val="decimal"/>
-      <w:lvlText w:val="%6."/>
-      <w:lvlJc w:val="left"/>
-      <w:pPr>
-        <w:ind w:left="4320" w:hanging="480"/>
-      </w:pPr>
-    </w:lvl>
-    <w:lvl w:ilvl="6">
-      <w:start w:val="81"/>
-      <w:numFmt w:val="decimal"/>
-      <w:lvlText w:val="%7."/>
-      <w:lvlJc w:val="left"/>
-      <w:pPr>
-        <w:ind w:left="5040" w:hanging="480"/>
-      </w:pPr>
-    </w:lvl>
-    <w:lvl w:ilvl="7">
-      <w:start w:val="81"/>
-      <w:numFmt w:val="decimal"/>
-      <w:lvlText w:val="%8."/>
-      <w:lvlJc w:val="left"/>
-      <w:pPr>
-        <w:ind w:left="5760" w:hanging="480"/>
-      </w:pPr>
-    </w:lvl>
-    <w:lvl w:ilvl="8">
-      <w:start w:val="81"/>
-      <w:numFmt w:val="decimal"/>
-      <w:lvlText w:val="%9."/>
-      <w:lvlJc w:val="left"/>
-      <w:pPr>
-        <w:ind w:left="6480" w:hanging="480"/>
-      </w:pPr>
-    </w:lvl>
-  </w:abstractNum>
-  <w:abstractNum w:abstractNumId="9941106">
-    <w:nsid w:val="A9941106"/>
-    <w:multiLevelType w:val="multilevel"/>
-    <w:lvl w:ilvl="0">
-      <w:start w:val="106"/>
-      <w:numFmt w:val="decimal"/>
-      <w:lvlText w:val="%1."/>
-      <w:lvlJc w:val="left"/>
-      <w:pPr>
-        <w:ind w:left="720" w:hanging="480"/>
-      </w:pPr>
-    </w:lvl>
-    <w:lvl w:ilvl="1">
-      <w:start w:val="106"/>
-      <w:numFmt w:val="decimal"/>
-      <w:lvlText w:val="%2."/>
-      <w:lvlJc w:val="left"/>
-      <w:pPr>
-        <w:ind w:left="1440" w:hanging="480"/>
-      </w:pPr>
-    </w:lvl>
-    <w:lvl w:ilvl="2">
-      <w:start w:val="106"/>
-      <w:numFmt w:val="decimal"/>
-      <w:lvlText w:val="%3."/>
-      <w:lvlJc w:val="left"/>
-      <w:pPr>
-        <w:ind w:left="2160" w:hanging="480"/>
-      </w:pPr>
-    </w:lvl>
-    <w:lvl w:ilvl="3">
-      <w:start w:val="106"/>
-      <w:numFmt w:val="decimal"/>
-      <w:lvlText w:val="%4."/>
-      <w:lvlJc w:val="left"/>
-      <w:pPr>
-        <w:ind w:left="2880" w:hanging="480"/>
-      </w:pPr>
-    </w:lvl>
-    <w:lvl w:ilvl="4">
-      <w:start w:val="106"/>
-      <w:numFmt w:val="decimal"/>
-      <w:lvlText w:val="%5."/>
-      <w:lvlJc w:val="left"/>
-      <w:pPr>
-        <w:ind w:left="3600" w:hanging="480"/>
-      </w:pPr>
-    </w:lvl>
-    <w:lvl w:ilvl="5">
-      <w:start w:val="106"/>
-      <w:numFmt w:val="decimal"/>
-      <w:lvlText w:val="%6."/>
-      <w:lvlJc w:val="left"/>
-      <w:pPr>
-        <w:ind w:left="4320" w:hanging="480"/>
-      </w:pPr>
-    </w:lvl>
-    <w:lvl w:ilvl="6">
-      <w:start w:val="106"/>
-      <w:numFmt w:val="decimal"/>
-      <w:lvlText w:val="%7."/>
-      <w:lvlJc w:val="left"/>
-      <w:pPr>
-        <w:ind w:left="5040" w:hanging="480"/>
-      </w:pPr>
-    </w:lvl>
-    <w:lvl w:ilvl="7">
-      <w:start w:val="106"/>
-      <w:numFmt w:val="decimal"/>
-      <w:lvlText w:val="%8."/>
-      <w:lvlJc w:val="left"/>
-      <w:pPr>
-        <w:ind w:left="5760" w:hanging="480"/>
-      </w:pPr>
-    </w:lvl>
-    <w:lvl w:ilvl="8">
-      <w:start w:val="106"/>
-      <w:numFmt w:val="decimal"/>
-      <w:lvlText w:val="%9."/>
-      <w:lvlJc w:val="left"/>
-      <w:pPr>
-        <w:ind w:left="6480" w:hanging="480"/>
-      </w:pPr>
-    </w:lvl>
-  </w:abstractNum>
   <w:num w:numId="1000">
     <w:abstractNumId w:val="990"/>
-  </w:num>
-  <w:num w:numId="1001">
-    <w:abstractNumId w:val="99411"/>
-    <w:lvlOverride w:ilvl="0">
-      <w:startOverride w:val="1"/>
-    </w:lvlOverride>
-    <w:lvlOverride w:ilvl="1">
-      <w:startOverride w:val="1"/>
-    </w:lvlOverride>
-    <w:lvlOverride w:ilvl="2">
-      <w:startOverride w:val="1"/>
-    </w:lvlOverride>
-    <w:lvlOverride w:ilvl="3">
-      <w:startOverride w:val="1"/>
-    </w:lvlOverride>
-    <w:lvlOverride w:ilvl="4">
-      <w:startOverride w:val="1"/>
-    </w:lvlOverride>
-    <w:lvlOverride w:ilvl="5">
-      <w:startOverride w:val="1"/>
-    </w:lvlOverride>
-    <w:lvlOverride w:ilvl="6">
-      <w:startOverride w:val="1"/>
-    </w:lvlOverride>
-    <w:lvlOverride w:ilvl="7">
-      <w:startOverride w:val="1"/>
-    </w:lvlOverride>
-    <w:lvlOverride w:ilvl="8">
-      <w:startOverride w:val="1"/>
-    </w:lvlOverride>
-  </w:num>
-  <w:num w:numId="1002">
-    <w:abstractNumId w:val="994116"/>
-    <w:lvlOverride w:ilvl="0">
-      <w:startOverride w:val="16"/>
-    </w:lvlOverride>
-    <w:lvlOverride w:ilvl="1">
-      <w:startOverride w:val="16"/>
-    </w:lvlOverride>
-    <w:lvlOverride w:ilvl="2">
-      <w:startOverride w:val="16"/>
-    </w:lvlOverride>
-    <w:lvlOverride w:ilvl="3">
-      <w:startOverride w:val="16"/>
-    </w:lvlOverride>
-    <w:lvlOverride w:ilvl="4">
-      <w:startOverride w:val="16"/>
-    </w:lvlOverride>
-    <w:lvlOverride w:ilvl="5">
-      <w:startOverride w:val="16"/>
-    </w:lvlOverride>
-    <w:lvlOverride w:ilvl="6">
-      <w:startOverride w:val="16"/>
-    </w:lvlOverride>
-    <w:lvlOverride w:ilvl="7">
-      <w:startOverride w:val="16"/>
-    </w:lvlOverride>
-    <w:lvlOverride w:ilvl="8">
-      <w:startOverride w:val="16"/>
-    </w:lvlOverride>
-  </w:num>
-  <w:num w:numId="1003">
-    <w:abstractNumId w:val="994151"/>
-    <w:lvlOverride w:ilvl="0">
-      <w:startOverride w:val="51"/>
-    </w:lvlOverride>
-    <w:lvlOverride w:ilvl="1">
-      <w:startOverride w:val="51"/>
-    </w:lvlOverride>
-    <w:lvlOverride w:ilvl="2">
-      <w:startOverride w:val="51"/>
-    </w:lvlOverride>
-    <w:lvlOverride w:ilvl="3">
-      <w:startOverride w:val="51"/>
-    </w:lvlOverride>
-    <w:lvlOverride w:ilvl="4">
-      <w:startOverride w:val="51"/>
-    </w:lvlOverride>
-    <w:lvlOverride w:ilvl="5">
-      <w:startOverride w:val="51"/>
-    </w:lvlOverride>
-    <w:lvlOverride w:ilvl="6">
-      <w:startOverride w:val="51"/>
-    </w:lvlOverride>
-    <w:lvlOverride w:ilvl="7">
-      <w:startOverride w:val="51"/>
-    </w:lvlOverride>
-    <w:lvlOverride w:ilvl="8">
-      <w:startOverride w:val="51"/>
-    </w:lvlOverride>
-  </w:num>
-  <w:num w:numId="1004">
-    <w:abstractNumId w:val="994181"/>
-    <w:lvlOverride w:ilvl="0">
-      <w:startOverride w:val="81"/>
-    </w:lvlOverride>
-    <w:lvlOverride w:ilvl="1">
-      <w:startOverride w:val="81"/>
-    </w:lvlOverride>
-    <w:lvlOverride w:ilvl="2">
-      <w:startOverride w:val="81"/>
-    </w:lvlOverride>
-    <w:lvlOverride w:ilvl="3">
-      <w:startOverride w:val="81"/>
-    </w:lvlOverride>
-    <w:lvlOverride w:ilvl="4">
-      <w:startOverride w:val="81"/>
-    </w:lvlOverride>
-    <w:lvlOverride w:ilvl="5">
-      <w:startOverride w:val="81"/>
-    </w:lvlOverride>
-    <w:lvlOverride w:ilvl="6">
-      <w:startOverride w:val="81"/>
-    </w:lvlOverride>
-    <w:lvlOverride w:ilvl="7">
-      <w:startOverride w:val="81"/>
-    </w:lvlOverride>
-    <w:lvlOverride w:ilvl="8">
-      <w:startOverride w:val="81"/>
-    </w:lvlOverride>
-  </w:num>
-  <w:num w:numId="1005">
-    <w:abstractNumId w:val="9941106"/>
-    <w:lvlOverride w:ilvl="0">
-      <w:startOverride w:val="106"/>
-    </w:lvlOverride>
-    <w:lvlOverride w:ilvl="1">
-      <w:startOverride w:val="106"/>
-    </w:lvlOverride>
-    <w:lvlOverride w:ilvl="2">
-      <w:startOverride w:val="106"/>
-    </w:lvlOverride>
-    <w:lvlOverride w:ilvl="3">
-      <w:startOverride w:val="106"/>
-    </w:lvlOverride>
-    <w:lvlOverride w:ilvl="4">
-      <w:startOverride w:val="106"/>
-    </w:lvlOverride>
-    <w:lvlOverride w:ilvl="5">
-      <w:startOverride w:val="106"/>
-    </w:lvlOverride>
-    <w:lvlOverride w:ilvl="6">
-      <w:startOverride w:val="106"/>
-    </w:lvlOverride>
-    <w:lvlOverride w:ilvl="7">
-      <w:startOverride w:val="106"/>
-    </w:lvlOverride>
-    <w:lvlOverride w:ilvl="8">
-      <w:startOverride w:val="106"/>
-    </w:lvlOverride>
   </w:num>
 </w:numbering>
 </file>
